--- a/labs/lab05/report/report.docx
+++ b/labs/lab05/report/report.docx
@@ -111,11 +111,17 @@
         <w:pStyle w:val="FirstParagraph"/>
       </w:pPr>
       <w:r>
-        <w:t xml:space="preserve">Настройка рабочей среды Linux.</w:t>
+        <w:t xml:space="preserve">Получить навыки управления системными службами операционной системы посред-</w:t>
+      </w:r>
+      <w:r>
+        <w:t xml:space="preserve"> </w:t>
+      </w:r>
+      <w:r>
+        <w:t xml:space="preserve">ством systemd.</w:t>
       </w:r>
     </w:p>
     <w:bookmarkEnd w:id="20"/>
-    <w:bookmarkStart w:id="54" w:name="выполнение-лабораторной-работы"/>
+    <w:bookmarkStart w:id="21" w:name="задание"/>
     <w:p>
       <w:pPr>
         <w:pStyle w:val="Heading1"/>
@@ -130,7 +136,7 @@
         <w:tab/>
       </w:r>
       <w:r>
-        <w:t xml:space="preserve">Выполнение лабораторной работы</w:t>
+        <w:t xml:space="preserve">Задание</w:t>
       </w:r>
     </w:p>
     <w:p>
@@ -142,15 +148,98 @@
         </w:numPr>
       </w:pPr>
       <w:r>
-        <w:t xml:space="preserve">Менеджер паролей pass</w:t>
-      </w:r>
-    </w:p>
-    <w:p>
-      <w:pPr>
-        <w:pStyle w:val="FirstParagraph"/>
-      </w:pPr>
-      <w:r>
-        <w:t xml:space="preserve">Установка (рис. 1)</w:t>
+        <w:t xml:space="preserve">Выполните основные операции по запуску (останову), определению статуса, добавле-</w:t>
+      </w:r>
+      <w:r>
+        <w:t xml:space="preserve"> </w:t>
+      </w:r>
+      <w:r>
+        <w:t xml:space="preserve">нию (удалению) в автозапуск и пр. службы Very Secure FTP.</w:t>
+      </w:r>
+    </w:p>
+    <w:p>
+      <w:pPr>
+        <w:pStyle w:val="Compact"/>
+        <w:numPr>
+          <w:ilvl w:val="0"/>
+          <w:numId w:val="1001"/>
+        </w:numPr>
+      </w:pPr>
+      <w:r>
+        <w:t xml:space="preserve">Продемонстрируйте навыки по разрешению конфликтов юнитов для служб</w:t>
+      </w:r>
+      <w:r>
+        <w:t xml:space="preserve"> </w:t>
+      </w:r>
+      <w:r>
+        <w:t xml:space="preserve">firewalld и iptables.</w:t>
+      </w:r>
+    </w:p>
+    <w:p>
+      <w:pPr>
+        <w:pStyle w:val="Compact"/>
+        <w:numPr>
+          <w:ilvl w:val="0"/>
+          <w:numId w:val="1001"/>
+        </w:numPr>
+      </w:pPr>
+      <w:r>
+        <w:t xml:space="preserve">Продемонстрируйте навыки работы с изолированными целями.</w:t>
+      </w:r>
+    </w:p>
+    <w:bookmarkEnd w:id="21"/>
+    <w:bookmarkStart w:id="37" w:name="выполнение-лабораторной-работы"/>
+    <w:p>
+      <w:pPr>
+        <w:pStyle w:val="Heading1"/>
+      </w:pPr>
+      <w:r>
+        <w:rPr>
+          <w:rStyle w:val="SectionNumber"/>
+        </w:rPr>
+        <w:t xml:space="preserve">3</w:t>
+      </w:r>
+      <w:r>
+        <w:tab/>
+      </w:r>
+      <w:r>
+        <w:t xml:space="preserve">Выполнение лабораторной работы</w:t>
+      </w:r>
+    </w:p>
+    <w:p>
+      <w:pPr>
+        <w:pStyle w:val="Compact"/>
+        <w:numPr>
+          <w:ilvl w:val="0"/>
+          <w:numId w:val="1002"/>
+        </w:numPr>
+      </w:pPr>
+      <w:r>
+        <w:t xml:space="preserve">Управление сервисами</w:t>
+      </w:r>
+      <w:r>
+        <w:t xml:space="preserve"> </w:t>
+      </w:r>
+      <w:r>
+        <w:t xml:space="preserve">Получите полномочия администратора. Проверьте статус службы Very Secure FTP.</w:t>
+      </w:r>
+      <w:r>
+        <w:t xml:space="preserve"> </w:t>
+      </w:r>
+      <w:r>
+        <w:t xml:space="preserve">Вывод команды должен показать, что сервис в настоящее время отключён, так как</w:t>
+      </w:r>
+      <w:r>
+        <w:t xml:space="preserve"> </w:t>
+      </w:r>
+      <w:r>
+        <w:t xml:space="preserve">служба Very Secure FTP не установлена.</w:t>
+      </w:r>
+      <w:r>
+        <w:t xml:space="preserve"> </w:t>
+      </w:r>
+      <w:r>
+        <w:t xml:space="preserve">Установите службу Very Secure FTP: (рис. 1)</w:t>
       </w:r>
     </w:p>
     <w:p>
@@ -160,20 +249,20 @@
       <w:r>
         <w:drawing>
           <wp:inline>
-            <wp:extent cx="3733800" cy="1200543"/>
+            <wp:extent cx="3733800" cy="1338162"/>
             <wp:effectExtent b="0" l="0" r="0" t="0"/>
-            <wp:docPr descr="pass" title="" id="22" name="Picture"/>
+            <wp:docPr descr="Устанавливаем" title="" id="23" name="Picture"/>
             <a:graphic>
               <a:graphicData uri="http://schemas.openxmlformats.org/drawingml/2006/picture">
                 <pic:pic>
                   <pic:nvPicPr>
-                    <pic:cNvPr descr="image/1.png" id="23" name="Picture"/>
+                    <pic:cNvPr descr="image/1.png" id="24" name="Picture"/>
                     <pic:cNvPicPr>
                       <a:picLocks noChangeArrowheads="1" noChangeAspect="1"/>
                     </pic:cNvPicPr>
                   </pic:nvPicPr>
                   <pic:blipFill>
-                    <a:blip r:embed="rId21"/>
+                    <a:blip r:embed="rId22"/>
                     <a:stretch>
                       <a:fillRect/>
                     </a:stretch>
@@ -181,7 +270,7 @@
                   <pic:spPr bwMode="auto">
                     <a:xfrm>
                       <a:off x="0" y="0"/>
-                      <a:ext cx="3733800" cy="1200543"/>
+                      <a:ext cx="3733800" cy="1338162"/>
                     </a:xfrm>
                     <a:prstGeom prst="rect">
                       <a:avLst/>
@@ -205,27 +294,57 @@
         <w:pStyle w:val="ImageCaption"/>
       </w:pPr>
       <w:r>
-        <w:t xml:space="preserve">Рис. 1: pass</w:t>
-      </w:r>
-    </w:p>
-    <w:p>
-      <w:pPr>
-        <w:pStyle w:val="Compact"/>
-        <w:numPr>
-          <w:ilvl w:val="0"/>
-          <w:numId w:val="1002"/>
-        </w:numPr>
-      </w:pPr>
-      <w:r>
-        <w:t xml:space="preserve">Настройка</w:t>
-      </w:r>
-    </w:p>
-    <w:p>
-      <w:pPr>
-        <w:pStyle w:val="FirstParagraph"/>
-      </w:pPr>
-      <w:r>
-        <w:t xml:space="preserve">Ключи GPG и инициализация хранилища (рис. 2)</w:t>
+        <w:t xml:space="preserve">Рис. 1: Устанавливаем</w:t>
+      </w:r>
+    </w:p>
+    <w:p>
+      <w:pPr>
+        <w:pStyle w:val="BodyText"/>
+      </w:pPr>
+      <w:r>
+        <w:t xml:space="preserve">Запустите службу Very Secure FTP. Проверьте статус службы Very Secure FTP.</w:t>
+      </w:r>
+      <w:r>
+        <w:t xml:space="preserve"> </w:t>
+      </w:r>
+      <w:r>
+        <w:t xml:space="preserve">Вывод команды должен показать, что служба в настоящее время работает, но не будет</w:t>
+      </w:r>
+      <w:r>
+        <w:t xml:space="preserve"> </w:t>
+      </w:r>
+      <w:r>
+        <w:t xml:space="preserve">активирована при перезапуске операционной системы.</w:t>
+      </w:r>
+      <w:r>
+        <w:t xml:space="preserve"> </w:t>
+      </w:r>
+      <w:r>
+        <w:t xml:space="preserve">Добавьте службу Very Secure FTP в автозапуск при загрузке операционной системы, ис-</w:t>
+      </w:r>
+      <w:r>
+        <w:t xml:space="preserve"> </w:t>
+      </w:r>
+      <w:r>
+        <w:t xml:space="preserve">пользуя команду systemctl enable. Затем проверьте статус службы. Удалите службу</w:t>
+      </w:r>
+      <w:r>
+        <w:t xml:space="preserve"> </w:t>
+      </w:r>
+      <w:r>
+        <w:t xml:space="preserve">из автозапуска, используя команду systemctl disable, и снова проверьте её статус.</w:t>
+      </w:r>
+      <w:r>
+        <w:t xml:space="preserve"> </w:t>
+      </w:r>
+      <w:r>
+        <w:t xml:space="preserve">Выведите на экран символические ссылки, ответственные за запуск различных серви-</w:t>
+      </w:r>
+      <w:r>
+        <w:t xml:space="preserve"> </w:t>
+      </w:r>
+      <w:r>
+        <w:t xml:space="preserve">сов (рис. 2)</w:t>
       </w:r>
     </w:p>
     <w:p>
@@ -235,20 +354,20 @@
       <w:r>
         <w:drawing>
           <wp:inline>
-            <wp:extent cx="3733800" cy="2065154"/>
+            <wp:extent cx="3733800" cy="2192968"/>
             <wp:effectExtent b="0" l="0" r="0" t="0"/>
-            <wp:docPr descr="смотрим ключи и создаем каталог" title="" id="25" name="Picture"/>
+            <wp:docPr descr="Выводим ссылки" title="" id="26" name="Picture"/>
             <a:graphic>
               <a:graphicData uri="http://schemas.openxmlformats.org/drawingml/2006/picture">
                 <pic:pic>
                   <pic:nvPicPr>
-                    <pic:cNvPr descr="image/2.png" id="26" name="Picture"/>
+                    <pic:cNvPr descr="image/2.png" id="27" name="Picture"/>
                     <pic:cNvPicPr>
                       <a:picLocks noChangeArrowheads="1" noChangeAspect="1"/>
                     </pic:cNvPicPr>
                   </pic:nvPicPr>
                   <pic:blipFill>
-                    <a:blip r:embed="rId24"/>
+                    <a:blip r:embed="rId25"/>
                     <a:stretch>
                       <a:fillRect/>
                     </a:stretch>
@@ -256,7 +375,7 @@
                   <pic:spPr bwMode="auto">
                     <a:xfrm>
                       <a:off x="0" y="0"/>
-                      <a:ext cx="3733800" cy="2065154"/>
+                      <a:ext cx="3733800" cy="2192968"/>
                     </a:xfrm>
                     <a:prstGeom prst="rect">
                       <a:avLst/>
@@ -280,7 +399,7 @@
         <w:pStyle w:val="ImageCaption"/>
       </w:pPr>
       <w:r>
-        <w:t xml:space="preserve">Рис. 2: смотрим ключи и создаем каталог</w:t>
+        <w:t xml:space="preserve">Рис. 2: Выводим ссылки</w:t>
       </w:r>
     </w:p>
     <w:p>
@@ -292,15 +411,49 @@
         </w:numPr>
       </w:pPr>
       <w:r>
-        <w:t xml:space="preserve">Создание репозитория</w:t>
-      </w:r>
-    </w:p>
-    <w:p>
-      <w:pPr>
-        <w:pStyle w:val="FirstParagraph"/>
-      </w:pPr>
-      <w:r>
-        <w:t xml:space="preserve">Создаем новый репозиторий на github (рис. 3)</w:t>
+        <w:t xml:space="preserve">Конфликты юнитов</w:t>
+      </w:r>
+      <w:r>
+        <w:t xml:space="preserve"> </w:t>
+      </w:r>
+      <w:r>
+        <w:t xml:space="preserve">Получите полномочия администратора. Установите iptables. Проверьте статус firewalld и iptables.</w:t>
+      </w:r>
+      <w:r>
+        <w:t xml:space="preserve"> </w:t>
+      </w:r>
+      <w:r>
+        <w:t xml:space="preserve">Попробуйте запустить firewalld и iptables.</w:t>
+      </w:r>
+      <w:r>
+        <w:t xml:space="preserve"> </w:t>
+      </w:r>
+      <w:r>
+        <w:t xml:space="preserve">Выгрузите службу iptables (на всякий случай, чтобы убедиться, что данная служба</w:t>
+      </w:r>
+      <w:r>
+        <w:t xml:space="preserve"> </w:t>
+      </w:r>
+      <w:r>
+        <w:t xml:space="preserve">не загружена в систему).</w:t>
+      </w:r>
+      <w:r>
+        <w:t xml:space="preserve"> </w:t>
+      </w:r>
+      <w:r>
+        <w:t xml:space="preserve">Заблокируйте запуск iptables.</w:t>
+      </w:r>
+      <w:r>
+        <w:t xml:space="preserve"> </w:t>
+      </w:r>
+      <w:r>
+        <w:t xml:space="preserve">Попробуйте запустить iptables:</w:t>
+      </w:r>
+      <w:r>
+        <w:t xml:space="preserve"> </w:t>
+      </w:r>
+      <w:r>
+        <w:t xml:space="preserve">Попробуйте добавить iptables в автозапуск: (рис. 3)</w:t>
       </w:r>
     </w:p>
     <w:p>
@@ -310,20 +463,20 @@
       <w:r>
         <w:drawing>
           <wp:inline>
-            <wp:extent cx="3733800" cy="2377380"/>
+            <wp:extent cx="3733800" cy="2309567"/>
             <wp:effectExtent b="0" l="0" r="0" t="0"/>
-            <wp:docPr descr="репозиторий pass" title="" id="28" name="Picture"/>
+            <wp:docPr descr="Добавляем в автозапуск" title="" id="29" name="Picture"/>
             <a:graphic>
               <a:graphicData uri="http://schemas.openxmlformats.org/drawingml/2006/picture">
                 <pic:pic>
                   <pic:nvPicPr>
-                    <pic:cNvPr descr="image/3.png" id="29" name="Picture"/>
+                    <pic:cNvPr descr="image/3.png" id="30" name="Picture"/>
                     <pic:cNvPicPr>
                       <a:picLocks noChangeArrowheads="1" noChangeAspect="1"/>
                     </pic:cNvPicPr>
                   </pic:nvPicPr>
                   <pic:blipFill>
-                    <a:blip r:embed="rId27"/>
+                    <a:blip r:embed="rId28"/>
                     <a:stretch>
                       <a:fillRect/>
                     </a:stretch>
@@ -331,7 +484,7 @@
                   <pic:spPr bwMode="auto">
                     <a:xfrm>
                       <a:off x="0" y="0"/>
-                      <a:ext cx="3733800" cy="2377380"/>
+                      <a:ext cx="3733800" cy="2309567"/>
                     </a:xfrm>
                     <a:prstGeom prst="rect">
                       <a:avLst/>
@@ -355,7 +508,7 @@
         <w:pStyle w:val="ImageCaption"/>
       </w:pPr>
       <w:r>
-        <w:t xml:space="preserve">Рис. 3: репозиторий pass</w:t>
+        <w:t xml:space="preserve">Рис. 3: Добавляем в автозапуск</w:t>
       </w:r>
     </w:p>
     <w:p>
@@ -367,15 +520,19 @@
         </w:numPr>
       </w:pPr>
       <w:r>
-        <w:t xml:space="preserve">Синхронизация с git</w:t>
-      </w:r>
-    </w:p>
-    <w:p>
-      <w:pPr>
-        <w:pStyle w:val="FirstParagraph"/>
-      </w:pPr>
-      <w:r>
-        <w:t xml:space="preserve">Создадим структуру git. Также можно задать адрес репозитория на хостинге (рис. 4)</w:t>
+        <w:t xml:space="preserve">Изолируемые цели</w:t>
+      </w:r>
+      <w:r>
+        <w:t xml:space="preserve"> </w:t>
+      </w:r>
+      <w:r>
+        <w:t xml:space="preserve">Получите полномочия администратора. Перейдите в каталог systemd и найдите спи-</w:t>
+      </w:r>
+      <w:r>
+        <w:t xml:space="preserve"> </w:t>
+      </w:r>
+      <w:r>
+        <w:t xml:space="preserve">сок всех целей, которые можно изолировать (рис. 4)</w:t>
       </w:r>
     </w:p>
     <w:p>
@@ -385,20 +542,20 @@
       <w:r>
         <w:drawing>
           <wp:inline>
-            <wp:extent cx="3733800" cy="2268027"/>
+            <wp:extent cx="3733800" cy="2190325"/>
             <wp:effectExtent b="0" l="0" r="0" t="0"/>
-            <wp:docPr descr="структура git" title="" id="31" name="Picture"/>
+            <wp:docPr descr="Список целей" title="" id="32" name="Picture"/>
             <a:graphic>
               <a:graphicData uri="http://schemas.openxmlformats.org/drawingml/2006/picture">
                 <pic:pic>
                   <pic:nvPicPr>
-                    <pic:cNvPr descr="image/4.png" id="32" name="Picture"/>
+                    <pic:cNvPr descr="image/4.png" id="33" name="Picture"/>
                     <pic:cNvPicPr>
                       <a:picLocks noChangeArrowheads="1" noChangeAspect="1"/>
                     </pic:cNvPicPr>
                   </pic:nvPicPr>
                   <pic:blipFill>
-                    <a:blip r:embed="rId30"/>
+                    <a:blip r:embed="rId31"/>
                     <a:stretch>
                       <a:fillRect/>
                     </a:stretch>
@@ -406,7 +563,7 @@
                   <pic:spPr bwMode="auto">
                     <a:xfrm>
                       <a:off x="0" y="0"/>
-                      <a:ext cx="3733800" cy="2268027"/>
+                      <a:ext cx="3733800" cy="2190325"/>
                     </a:xfrm>
                     <a:prstGeom prst="rect">
                       <a:avLst/>
@@ -430,7 +587,7 @@
         <w:pStyle w:val="ImageCaption"/>
       </w:pPr>
       <w:r>
-        <w:t xml:space="preserve">Рис. 4: структура git</w:t>
+        <w:t xml:space="preserve">Рис. 4: Список целей</w:t>
       </w:r>
     </w:p>
     <w:p>
@@ -442,15 +599,49 @@
         </w:numPr>
       </w:pPr>
       <w:r>
-        <w:t xml:space="preserve">Прямые изменения</w:t>
-      </w:r>
-    </w:p>
-    <w:p>
-      <w:pPr>
-        <w:pStyle w:val="FirstParagraph"/>
-      </w:pPr>
-      <w:r>
-        <w:t xml:space="preserve">Следует заметить, что отслеживаются только изменения, сделанные через сам gopass (или pass). Если изменения сделаны непосредственно на файловой системе, необходимо вручную закоммитить и выложить изменения (рис. 5)</w:t>
+        <w:t xml:space="preserve">Цель по умолчанию</w:t>
+      </w:r>
+      <w:r>
+        <w:t xml:space="preserve"> </w:t>
+      </w:r>
+      <w:r>
+        <w:t xml:space="preserve">Получите полномочия администратора. Выведите на экран цель, установленную по</w:t>
+      </w:r>
+      <w:r>
+        <w:t xml:space="preserve"> </w:t>
+      </w:r>
+      <w:r>
+        <w:t xml:space="preserve">умолчанию.</w:t>
+      </w:r>
+      <w:r>
+        <w:t xml:space="preserve"> </w:t>
+      </w:r>
+      <w:r>
+        <w:t xml:space="preserve">Перегрузите систему командой reboot. Убедитесь, что система загрузилась в тек-</w:t>
+      </w:r>
+      <w:r>
+        <w:t xml:space="preserve"> </w:t>
+      </w:r>
+      <w:r>
+        <w:t xml:space="preserve">стовом режиме. Получите полномочия администратора. Для запуска по умолчанию</w:t>
+      </w:r>
+      <w:r>
+        <w:t xml:space="preserve"> </w:t>
+      </w:r>
+      <w:r>
+        <w:t xml:space="preserve">графического режима.</w:t>
+      </w:r>
+      <w:r>
+        <w:t xml:space="preserve"> </w:t>
+      </w:r>
+      <w:r>
+        <w:t xml:space="preserve">Вновь перегрузите систему командой reboot. Убедитесь, что система загрузилась</w:t>
+      </w:r>
+      <w:r>
+        <w:t xml:space="preserve"> </w:t>
+      </w:r>
+      <w:r>
+        <w:t xml:space="preserve">в графическом режиме. (рис. 5)</w:t>
       </w:r>
     </w:p>
     <w:p>
@@ -460,20 +651,20 @@
       <w:r>
         <w:drawing>
           <wp:inline>
-            <wp:extent cx="3733800" cy="1554768"/>
+            <wp:extent cx="3733800" cy="1682750"/>
             <wp:effectExtent b="0" l="0" r="0" t="0"/>
-            <wp:docPr descr="выкладываем изменения" title="" id="34" name="Picture"/>
+            <wp:docPr descr="Выполняем команды" title="" id="35" name="Picture"/>
             <a:graphic>
               <a:graphicData uri="http://schemas.openxmlformats.org/drawingml/2006/picture">
                 <pic:pic>
                   <pic:nvPicPr>
-                    <pic:cNvPr descr="image/5.png" id="35" name="Picture"/>
+                    <pic:cNvPr descr="image/5.png" id="36" name="Picture"/>
                     <pic:cNvPicPr>
                       <a:picLocks noChangeArrowheads="1" noChangeAspect="1"/>
                     </pic:cNvPicPr>
                   </pic:nvPicPr>
                   <pic:blipFill>
-                    <a:blip r:embed="rId33"/>
+                    <a:blip r:embed="rId34"/>
                     <a:stretch>
                       <a:fillRect/>
                     </a:stretch>
@@ -481,7 +672,7 @@
                   <pic:spPr bwMode="auto">
                     <a:xfrm>
                       <a:off x="0" y="0"/>
-                      <a:ext cx="3733800" cy="1554768"/>
+                      <a:ext cx="3733800" cy="1682750"/>
                     </a:xfrm>
                     <a:prstGeom prst="rect">
                       <a:avLst/>
@@ -505,467 +696,11 @@
         <w:pStyle w:val="ImageCaption"/>
       </w:pPr>
       <w:r>
-        <w:t xml:space="preserve">Рис. 5: выкладываем изменения</w:t>
-      </w:r>
-    </w:p>
-    <w:p>
-      <w:pPr>
-        <w:pStyle w:val="Compact"/>
-        <w:numPr>
-          <w:ilvl w:val="0"/>
-          <w:numId w:val="1006"/>
-        </w:numPr>
-      </w:pPr>
-      <w:r>
-        <w:t xml:space="preserve">Настройка интерфейса с броузером</w:t>
-      </w:r>
-    </w:p>
-    <w:p>
-      <w:pPr>
-        <w:pStyle w:val="FirstParagraph"/>
-      </w:pPr>
-      <w:r>
-        <w:t xml:space="preserve">Для взаимодействия с броузером используется интерфейс native messaging. Поэтому кроме плагина к броузеру устанавливается программа, обеспечивающая интерфейс native messaging (рис. 6)</w:t>
-      </w:r>
-    </w:p>
-    <w:p>
-      <w:pPr>
-        <w:pStyle w:val="CaptionedFigure"/>
-      </w:pPr>
-      <w:r>
-        <w:drawing>
-          <wp:inline>
-            <wp:extent cx="3733800" cy="4288135"/>
-            <wp:effectExtent b="0" l="0" r="0" t="0"/>
-            <wp:docPr descr="Плагин browserpass" title="" id="37" name="Picture"/>
-            <a:graphic>
-              <a:graphicData uri="http://schemas.openxmlformats.org/drawingml/2006/picture">
-                <pic:pic>
-                  <pic:nvPicPr>
-                    <pic:cNvPr descr="image/6.png" id="38" name="Picture"/>
-                    <pic:cNvPicPr>
-                      <a:picLocks noChangeArrowheads="1" noChangeAspect="1"/>
-                    </pic:cNvPicPr>
-                  </pic:nvPicPr>
-                  <pic:blipFill>
-                    <a:blip r:embed="rId36"/>
-                    <a:stretch>
-                      <a:fillRect/>
-                    </a:stretch>
-                  </pic:blipFill>
-                  <pic:spPr bwMode="auto">
-                    <a:xfrm>
-                      <a:off x="0" y="0"/>
-                      <a:ext cx="3733800" cy="4288135"/>
-                    </a:xfrm>
-                    <a:prstGeom prst="rect">
-                      <a:avLst/>
-                    </a:prstGeom>
-                    <a:noFill/>
-                    <a:ln w="9525">
-                      <a:noFill/>
-                      <a:headEnd/>
-                      <a:tailEnd/>
-                    </a:ln>
-                  </pic:spPr>
-                </pic:pic>
-              </a:graphicData>
-            </a:graphic>
-          </wp:inline>
-        </w:drawing>
-      </w:r>
-    </w:p>
-    <w:p>
-      <w:pPr>
-        <w:pStyle w:val="ImageCaption"/>
-      </w:pPr>
-      <w:r>
-        <w:t xml:space="preserve">Рис. 6: Плагин browserpass</w:t>
-      </w:r>
-    </w:p>
-    <w:p>
-      <w:pPr>
-        <w:pStyle w:val="Compact"/>
-        <w:numPr>
-          <w:ilvl w:val="0"/>
-          <w:numId w:val="1007"/>
-        </w:numPr>
-      </w:pPr>
-      <w:r>
-        <w:t xml:space="preserve">Сохранение пароля</w:t>
-      </w:r>
-    </w:p>
-    <w:p>
-      <w:pPr>
-        <w:pStyle w:val="FirstParagraph"/>
-      </w:pPr>
-      <w:r>
-        <w:t xml:space="preserve">Добавить новый пароль, отобразить пароль для указанного имени файла и заменить существующий пароль (рис. 7)</w:t>
-      </w:r>
-    </w:p>
-    <w:p>
-      <w:pPr>
-        <w:pStyle w:val="CaptionedFigure"/>
-      </w:pPr>
-      <w:r>
-        <w:drawing>
-          <wp:inline>
-            <wp:extent cx="3733800" cy="4073808"/>
-            <wp:effectExtent b="0" l="0" r="0" t="0"/>
-            <wp:docPr descr="создаем пароль" title="" id="40" name="Picture"/>
-            <a:graphic>
-              <a:graphicData uri="http://schemas.openxmlformats.org/drawingml/2006/picture">
-                <pic:pic>
-                  <pic:nvPicPr>
-                    <pic:cNvPr descr="image/7.png" id="41" name="Picture"/>
-                    <pic:cNvPicPr>
-                      <a:picLocks noChangeArrowheads="1" noChangeAspect="1"/>
-                    </pic:cNvPicPr>
-                  </pic:nvPicPr>
-                  <pic:blipFill>
-                    <a:blip r:embed="rId39"/>
-                    <a:stretch>
-                      <a:fillRect/>
-                    </a:stretch>
-                  </pic:blipFill>
-                  <pic:spPr bwMode="auto">
-                    <a:xfrm>
-                      <a:off x="0" y="0"/>
-                      <a:ext cx="3733800" cy="4073808"/>
-                    </a:xfrm>
-                    <a:prstGeom prst="rect">
-                      <a:avLst/>
-                    </a:prstGeom>
-                    <a:noFill/>
-                    <a:ln w="9525">
-                      <a:noFill/>
-                      <a:headEnd/>
-                      <a:tailEnd/>
-                    </a:ln>
-                  </pic:spPr>
-                </pic:pic>
-              </a:graphicData>
-            </a:graphic>
-          </wp:inline>
-        </w:drawing>
-      </w:r>
-    </w:p>
-    <w:p>
-      <w:pPr>
-        <w:pStyle w:val="ImageCaption"/>
-      </w:pPr>
-      <w:r>
-        <w:t xml:space="preserve">Рис. 7: создаем пароль</w:t>
-      </w:r>
-    </w:p>
-    <w:p>
-      <w:pPr>
-        <w:pStyle w:val="Compact"/>
-        <w:numPr>
-          <w:ilvl w:val="0"/>
-          <w:numId w:val="1008"/>
-        </w:numPr>
-      </w:pPr>
-      <w:r>
-        <w:t xml:space="preserve">Дополнительное программное обеспечение</w:t>
-      </w:r>
-    </w:p>
-    <w:p>
-      <w:pPr>
-        <w:pStyle w:val="FirstParagraph"/>
-      </w:pPr>
-      <w:r>
-        <w:t xml:space="preserve">Установите дополнительное программное обеспечение (рис. 8)</w:t>
-      </w:r>
-    </w:p>
-    <w:p>
-      <w:pPr>
-        <w:pStyle w:val="CaptionedFigure"/>
-      </w:pPr>
-      <w:r>
-        <w:drawing>
-          <wp:inline>
-            <wp:extent cx="3733800" cy="2659693"/>
-            <wp:effectExtent b="0" l="0" r="0" t="0"/>
-            <wp:docPr descr="Устанавливаем" title="" id="43" name="Picture"/>
-            <a:graphic>
-              <a:graphicData uri="http://schemas.openxmlformats.org/drawingml/2006/picture">
-                <pic:pic>
-                  <pic:nvPicPr>
-                    <pic:cNvPr descr="image/8.png" id="44" name="Picture"/>
-                    <pic:cNvPicPr>
-                      <a:picLocks noChangeArrowheads="1" noChangeAspect="1"/>
-                    </pic:cNvPicPr>
-                  </pic:nvPicPr>
-                  <pic:blipFill>
-                    <a:blip r:embed="rId42"/>
-                    <a:stretch>
-                      <a:fillRect/>
-                    </a:stretch>
-                  </pic:blipFill>
-                  <pic:spPr bwMode="auto">
-                    <a:xfrm>
-                      <a:off x="0" y="0"/>
-                      <a:ext cx="3733800" cy="2659693"/>
-                    </a:xfrm>
-                    <a:prstGeom prst="rect">
-                      <a:avLst/>
-                    </a:prstGeom>
-                    <a:noFill/>
-                    <a:ln w="9525">
-                      <a:noFill/>
-                      <a:headEnd/>
-                      <a:tailEnd/>
-                    </a:ln>
-                  </pic:spPr>
-                </pic:pic>
-              </a:graphicData>
-            </a:graphic>
-          </wp:inline>
-        </w:drawing>
-      </w:r>
-    </w:p>
-    <w:p>
-      <w:pPr>
-        <w:pStyle w:val="ImageCaption"/>
-      </w:pPr>
-      <w:r>
-        <w:t xml:space="preserve">Рис. 8: Устанавливаем</w:t>
-      </w:r>
-    </w:p>
-    <w:p>
-      <w:pPr>
-        <w:pStyle w:val="Compact"/>
-        <w:numPr>
-          <w:ilvl w:val="0"/>
-          <w:numId w:val="1009"/>
-        </w:numPr>
-      </w:pPr>
-      <w:r>
-        <w:t xml:space="preserve">Установка</w:t>
-      </w:r>
-    </w:p>
-    <w:p>
-      <w:pPr>
-        <w:pStyle w:val="FirstParagraph"/>
-      </w:pPr>
-      <w:r>
-        <w:t xml:space="preserve">Установка бинарного файла. Скрипт определяет архитектуру процессора и операционную систему и скачивает необходимый файл.</w:t>
-      </w:r>
-      <w:r>
-        <w:t xml:space="preserve"> </w:t>
-      </w:r>
-      <w:r>
-        <w:t xml:space="preserve">Создадим свой репозиторий для конфигурационных файлов на основе шаблона. Инициализируйте chezmoi с вашим репозиторием dotfiles (рис. 9)</w:t>
-      </w:r>
-    </w:p>
-    <w:p>
-      <w:pPr>
-        <w:pStyle w:val="CaptionedFigure"/>
-      </w:pPr>
-      <w:r>
-        <w:drawing>
-          <wp:inline>
-            <wp:extent cx="3733800" cy="2038600"/>
-            <wp:effectExtent b="0" l="0" r="0" t="0"/>
-            <wp:docPr descr="Создание и подключение репозитория к своей системе" title="" id="46" name="Picture"/>
-            <a:graphic>
-              <a:graphicData uri="http://schemas.openxmlformats.org/drawingml/2006/picture">
-                <pic:pic>
-                  <pic:nvPicPr>
-                    <pic:cNvPr descr="image/9.png" id="47" name="Picture"/>
-                    <pic:cNvPicPr>
-                      <a:picLocks noChangeArrowheads="1" noChangeAspect="1"/>
-                    </pic:cNvPicPr>
-                  </pic:nvPicPr>
-                  <pic:blipFill>
-                    <a:blip r:embed="rId45"/>
-                    <a:stretch>
-                      <a:fillRect/>
-                    </a:stretch>
-                  </pic:blipFill>
-                  <pic:spPr bwMode="auto">
-                    <a:xfrm>
-                      <a:off x="0" y="0"/>
-                      <a:ext cx="3733800" cy="2038600"/>
-                    </a:xfrm>
-                    <a:prstGeom prst="rect">
-                      <a:avLst/>
-                    </a:prstGeom>
-                    <a:noFill/>
-                    <a:ln w="9525">
-                      <a:noFill/>
-                      <a:headEnd/>
-                      <a:tailEnd/>
-                    </a:ln>
-                  </pic:spPr>
-                </pic:pic>
-              </a:graphicData>
-            </a:graphic>
-          </wp:inline>
-        </w:drawing>
-      </w:r>
-    </w:p>
-    <w:p>
-      <w:pPr>
-        <w:pStyle w:val="ImageCaption"/>
-      </w:pPr>
-      <w:r>
-        <w:t xml:space="preserve">Рис. 9: Создание и подключение репозитория к своей системе</w:t>
-      </w:r>
-    </w:p>
-    <w:p>
-      <w:pPr>
-        <w:pStyle w:val="Compact"/>
-        <w:numPr>
-          <w:ilvl w:val="0"/>
-          <w:numId w:val="1010"/>
-        </w:numPr>
-      </w:pPr>
-      <w:r>
-        <w:t xml:space="preserve">Ежедневные операции c chezmoi</w:t>
-      </w:r>
-    </w:p>
-    <w:p>
-      <w:pPr>
-        <w:pStyle w:val="FirstParagraph"/>
-      </w:pPr>
-      <w:r>
-        <w:t xml:space="preserve">Извлеките последние изменения из репозитория и примените их. Извлеките последние изменения из своего репозитория и посмотрите, что изменится, фактически не применяя изменения (рис. 10)</w:t>
-      </w:r>
-    </w:p>
-    <w:p>
-      <w:pPr>
-        <w:pStyle w:val="CaptionedFigure"/>
-      </w:pPr>
-      <w:r>
-        <w:drawing>
-          <wp:inline>
-            <wp:extent cx="3733800" cy="1880093"/>
-            <wp:effectExtent b="0" l="0" r="0" t="0"/>
-            <wp:docPr descr="Применяем изменения" title="" id="49" name="Picture"/>
-            <a:graphic>
-              <a:graphicData uri="http://schemas.openxmlformats.org/drawingml/2006/picture">
-                <pic:pic>
-                  <pic:nvPicPr>
-                    <pic:cNvPr descr="image/10.png" id="50" name="Picture"/>
-                    <pic:cNvPicPr>
-                      <a:picLocks noChangeArrowheads="1" noChangeAspect="1"/>
-                    </pic:cNvPicPr>
-                  </pic:nvPicPr>
-                  <pic:blipFill>
-                    <a:blip r:embed="rId48"/>
-                    <a:stretch>
-                      <a:fillRect/>
-                    </a:stretch>
-                  </pic:blipFill>
-                  <pic:spPr bwMode="auto">
-                    <a:xfrm>
-                      <a:off x="0" y="0"/>
-                      <a:ext cx="3733800" cy="1880093"/>
-                    </a:xfrm>
-                    <a:prstGeom prst="rect">
-                      <a:avLst/>
-                    </a:prstGeom>
-                    <a:noFill/>
-                    <a:ln w="9525">
-                      <a:noFill/>
-                      <a:headEnd/>
-                      <a:tailEnd/>
-                    </a:ln>
-                  </pic:spPr>
-                </pic:pic>
-              </a:graphicData>
-            </a:graphic>
-          </wp:inline>
-        </w:drawing>
-      </w:r>
-    </w:p>
-    <w:p>
-      <w:pPr>
-        <w:pStyle w:val="ImageCaption"/>
-      </w:pPr>
-      <w:r>
-        <w:t xml:space="preserve">Рис. 10: Применяем изменения</w:t>
-      </w:r>
-    </w:p>
-    <w:p>
-      <w:pPr>
-        <w:pStyle w:val="Compact"/>
-        <w:numPr>
-          <w:ilvl w:val="0"/>
-          <w:numId w:val="1011"/>
-        </w:numPr>
-      </w:pPr>
-      <w:r>
-        <w:t xml:space="preserve">Автоматически фиксируйте и отправляйте изменения в репозиторий</w:t>
-      </w:r>
-    </w:p>
-    <w:p>
-      <w:pPr>
-        <w:pStyle w:val="FirstParagraph"/>
-      </w:pPr>
-      <w:r>
-        <w:t xml:space="preserve">Можно автоматически фиксировать и отправлять изменения в исходный каталог в репозиторий. Эта функция отключена по умолчанию. Чтобы включить её, добавьте в файл конфигурации ~/.config/chezmoi/chezmoi.toml следующее (рис. 11)</w:t>
-      </w:r>
-    </w:p>
-    <w:p>
-      <w:pPr>
-        <w:pStyle w:val="CaptionedFigure"/>
-      </w:pPr>
-      <w:r>
-        <w:drawing>
-          <wp:inline>
-            <wp:extent cx="3733800" cy="1509550"/>
-            <wp:effectExtent b="0" l="0" r="0" t="0"/>
-            <wp:docPr descr="Редактируем файл" title="" id="52" name="Picture"/>
-            <a:graphic>
-              <a:graphicData uri="http://schemas.openxmlformats.org/drawingml/2006/picture">
-                <pic:pic>
-                  <pic:nvPicPr>
-                    <pic:cNvPr descr="image/11.png" id="53" name="Picture"/>
-                    <pic:cNvPicPr>
-                      <a:picLocks noChangeArrowheads="1" noChangeAspect="1"/>
-                    </pic:cNvPicPr>
-                  </pic:nvPicPr>
-                  <pic:blipFill>
-                    <a:blip r:embed="rId51"/>
-                    <a:stretch>
-                      <a:fillRect/>
-                    </a:stretch>
-                  </pic:blipFill>
-                  <pic:spPr bwMode="auto">
-                    <a:xfrm>
-                      <a:off x="0" y="0"/>
-                      <a:ext cx="3733800" cy="1509550"/>
-                    </a:xfrm>
-                    <a:prstGeom prst="rect">
-                      <a:avLst/>
-                    </a:prstGeom>
-                    <a:noFill/>
-                    <a:ln w="9525">
-                      <a:noFill/>
-                      <a:headEnd/>
-                      <a:tailEnd/>
-                    </a:ln>
-                  </pic:spPr>
-                </pic:pic>
-              </a:graphicData>
-            </a:graphic>
-          </wp:inline>
-        </w:drawing>
-      </w:r>
-    </w:p>
-    <w:p>
-      <w:pPr>
-        <w:pStyle w:val="ImageCaption"/>
-      </w:pPr>
-      <w:r>
-        <w:t xml:space="preserve">Рис. 11: Редактируем файл</w:t>
-      </w:r>
-    </w:p>
-    <w:bookmarkEnd w:id="54"/>
-    <w:bookmarkStart w:id="55" w:name="выводы"/>
+        <w:t xml:space="preserve">Рис. 5: Выполняем команды</w:t>
+      </w:r>
+    </w:p>
+    <w:bookmarkEnd w:id="37"/>
+    <w:bookmarkStart w:id="38" w:name="выводы"/>
     <w:p>
       <w:pPr>
         <w:pStyle w:val="Heading1"/>
@@ -974,7 +709,7 @@
         <w:rPr>
           <w:rStyle w:val="SectionNumber"/>
         </w:rPr>
-        <w:t xml:space="preserve">3</w:t>
+        <w:t xml:space="preserve">4</w:t>
       </w:r>
       <w:r>
         <w:tab/>
@@ -988,10 +723,16 @@
         <w:pStyle w:val="FirstParagraph"/>
       </w:pPr>
       <w:r>
-        <w:t xml:space="preserve">Мы научились настраивать рабочую среду Linux.</w:t>
-      </w:r>
-    </w:p>
-    <w:bookmarkEnd w:id="55"/>
+        <w:t xml:space="preserve">Мы получили навыки управления системными службами операционной системы посред-</w:t>
+      </w:r>
+      <w:r>
+        <w:t xml:space="preserve"> </w:t>
+      </w:r>
+      <w:r>
+        <w:t xml:space="preserve">ством systemd.</w:t>
+      </w:r>
+    </w:p>
+    <w:bookmarkEnd w:id="38"/>
     <w:sectPr/>
   </w:body>
 </w:document>
@@ -1438,601 +1179,6 @@
       </w:pPr>
     </w:lvl>
   </w:abstractNum>
-  <w:abstractNum w:abstractNumId="99415">
-    <w:nsid w:val="00A99415"/>
-    <w:multiLevelType w:val="multilevel"/>
-    <w:lvl w:ilvl="0">
-      <w:start w:val="5"/>
-      <w:numFmt w:val="decimal"/>
-      <w:lvlText w:val="%1."/>
-      <w:lvlJc w:val="left"/>
-      <w:pPr>
-        <w:ind w:left="720" w:hanging="480"/>
-      </w:pPr>
-    </w:lvl>
-    <w:lvl w:ilvl="1">
-      <w:start w:val="5"/>
-      <w:numFmt w:val="decimal"/>
-      <w:lvlText w:val="%2."/>
-      <w:lvlJc w:val="left"/>
-      <w:pPr>
-        <w:ind w:left="1440" w:hanging="480"/>
-      </w:pPr>
-    </w:lvl>
-    <w:lvl w:ilvl="2">
-      <w:start w:val="5"/>
-      <w:numFmt w:val="decimal"/>
-      <w:lvlText w:val="%3."/>
-      <w:lvlJc w:val="left"/>
-      <w:pPr>
-        <w:ind w:left="2160" w:hanging="480"/>
-      </w:pPr>
-    </w:lvl>
-    <w:lvl w:ilvl="3">
-      <w:start w:val="5"/>
-      <w:numFmt w:val="decimal"/>
-      <w:lvlText w:val="%4."/>
-      <w:lvlJc w:val="left"/>
-      <w:pPr>
-        <w:ind w:left="2880" w:hanging="480"/>
-      </w:pPr>
-    </w:lvl>
-    <w:lvl w:ilvl="4">
-      <w:start w:val="5"/>
-      <w:numFmt w:val="decimal"/>
-      <w:lvlText w:val="%5."/>
-      <w:lvlJc w:val="left"/>
-      <w:pPr>
-        <w:ind w:left="3600" w:hanging="480"/>
-      </w:pPr>
-    </w:lvl>
-    <w:lvl w:ilvl="5">
-      <w:start w:val="5"/>
-      <w:numFmt w:val="decimal"/>
-      <w:lvlText w:val="%6."/>
-      <w:lvlJc w:val="left"/>
-      <w:pPr>
-        <w:ind w:left="4320" w:hanging="480"/>
-      </w:pPr>
-    </w:lvl>
-    <w:lvl w:ilvl="6">
-      <w:start w:val="5"/>
-      <w:numFmt w:val="decimal"/>
-      <w:lvlText w:val="%7."/>
-      <w:lvlJc w:val="left"/>
-      <w:pPr>
-        <w:ind w:left="5040" w:hanging="480"/>
-      </w:pPr>
-    </w:lvl>
-    <w:lvl w:ilvl="7">
-      <w:start w:val="5"/>
-      <w:numFmt w:val="decimal"/>
-      <w:lvlText w:val="%8."/>
-      <w:lvlJc w:val="left"/>
-      <w:pPr>
-        <w:ind w:left="5760" w:hanging="480"/>
-      </w:pPr>
-    </w:lvl>
-    <w:lvl w:ilvl="8">
-      <w:start w:val="5"/>
-      <w:numFmt w:val="decimal"/>
-      <w:lvlText w:val="%9."/>
-      <w:lvlJc w:val="left"/>
-      <w:pPr>
-        <w:ind w:left="6480" w:hanging="480"/>
-      </w:pPr>
-    </w:lvl>
-  </w:abstractNum>
-  <w:abstractNum w:abstractNumId="99416">
-    <w:nsid w:val="00A99416"/>
-    <w:multiLevelType w:val="multilevel"/>
-    <w:lvl w:ilvl="0">
-      <w:start w:val="6"/>
-      <w:numFmt w:val="decimal"/>
-      <w:lvlText w:val="%1."/>
-      <w:lvlJc w:val="left"/>
-      <w:pPr>
-        <w:ind w:left="720" w:hanging="480"/>
-      </w:pPr>
-    </w:lvl>
-    <w:lvl w:ilvl="1">
-      <w:start w:val="6"/>
-      <w:numFmt w:val="decimal"/>
-      <w:lvlText w:val="%2."/>
-      <w:lvlJc w:val="left"/>
-      <w:pPr>
-        <w:ind w:left="1440" w:hanging="480"/>
-      </w:pPr>
-    </w:lvl>
-    <w:lvl w:ilvl="2">
-      <w:start w:val="6"/>
-      <w:numFmt w:val="decimal"/>
-      <w:lvlText w:val="%3."/>
-      <w:lvlJc w:val="left"/>
-      <w:pPr>
-        <w:ind w:left="2160" w:hanging="480"/>
-      </w:pPr>
-    </w:lvl>
-    <w:lvl w:ilvl="3">
-      <w:start w:val="6"/>
-      <w:numFmt w:val="decimal"/>
-      <w:lvlText w:val="%4."/>
-      <w:lvlJc w:val="left"/>
-      <w:pPr>
-        <w:ind w:left="2880" w:hanging="480"/>
-      </w:pPr>
-    </w:lvl>
-    <w:lvl w:ilvl="4">
-      <w:start w:val="6"/>
-      <w:numFmt w:val="decimal"/>
-      <w:lvlText w:val="%5."/>
-      <w:lvlJc w:val="left"/>
-      <w:pPr>
-        <w:ind w:left="3600" w:hanging="480"/>
-      </w:pPr>
-    </w:lvl>
-    <w:lvl w:ilvl="5">
-      <w:start w:val="6"/>
-      <w:numFmt w:val="decimal"/>
-      <w:lvlText w:val="%6."/>
-      <w:lvlJc w:val="left"/>
-      <w:pPr>
-        <w:ind w:left="4320" w:hanging="480"/>
-      </w:pPr>
-    </w:lvl>
-    <w:lvl w:ilvl="6">
-      <w:start w:val="6"/>
-      <w:numFmt w:val="decimal"/>
-      <w:lvlText w:val="%7."/>
-      <w:lvlJc w:val="left"/>
-      <w:pPr>
-        <w:ind w:left="5040" w:hanging="480"/>
-      </w:pPr>
-    </w:lvl>
-    <w:lvl w:ilvl="7">
-      <w:start w:val="6"/>
-      <w:numFmt w:val="decimal"/>
-      <w:lvlText w:val="%8."/>
-      <w:lvlJc w:val="left"/>
-      <w:pPr>
-        <w:ind w:left="5760" w:hanging="480"/>
-      </w:pPr>
-    </w:lvl>
-    <w:lvl w:ilvl="8">
-      <w:start w:val="6"/>
-      <w:numFmt w:val="decimal"/>
-      <w:lvlText w:val="%9."/>
-      <w:lvlJc w:val="left"/>
-      <w:pPr>
-        <w:ind w:left="6480" w:hanging="480"/>
-      </w:pPr>
-    </w:lvl>
-  </w:abstractNum>
-  <w:abstractNum w:abstractNumId="99417">
-    <w:nsid w:val="00A99417"/>
-    <w:multiLevelType w:val="multilevel"/>
-    <w:lvl w:ilvl="0">
-      <w:start w:val="7"/>
-      <w:numFmt w:val="decimal"/>
-      <w:lvlText w:val="%1."/>
-      <w:lvlJc w:val="left"/>
-      <w:pPr>
-        <w:ind w:left="720" w:hanging="480"/>
-      </w:pPr>
-    </w:lvl>
-    <w:lvl w:ilvl="1">
-      <w:start w:val="7"/>
-      <w:numFmt w:val="decimal"/>
-      <w:lvlText w:val="%2."/>
-      <w:lvlJc w:val="left"/>
-      <w:pPr>
-        <w:ind w:left="1440" w:hanging="480"/>
-      </w:pPr>
-    </w:lvl>
-    <w:lvl w:ilvl="2">
-      <w:start w:val="7"/>
-      <w:numFmt w:val="decimal"/>
-      <w:lvlText w:val="%3."/>
-      <w:lvlJc w:val="left"/>
-      <w:pPr>
-        <w:ind w:left="2160" w:hanging="480"/>
-      </w:pPr>
-    </w:lvl>
-    <w:lvl w:ilvl="3">
-      <w:start w:val="7"/>
-      <w:numFmt w:val="decimal"/>
-      <w:lvlText w:val="%4."/>
-      <w:lvlJc w:val="left"/>
-      <w:pPr>
-        <w:ind w:left="2880" w:hanging="480"/>
-      </w:pPr>
-    </w:lvl>
-    <w:lvl w:ilvl="4">
-      <w:start w:val="7"/>
-      <w:numFmt w:val="decimal"/>
-      <w:lvlText w:val="%5."/>
-      <w:lvlJc w:val="left"/>
-      <w:pPr>
-        <w:ind w:left="3600" w:hanging="480"/>
-      </w:pPr>
-    </w:lvl>
-    <w:lvl w:ilvl="5">
-      <w:start w:val="7"/>
-      <w:numFmt w:val="decimal"/>
-      <w:lvlText w:val="%6."/>
-      <w:lvlJc w:val="left"/>
-      <w:pPr>
-        <w:ind w:left="4320" w:hanging="480"/>
-      </w:pPr>
-    </w:lvl>
-    <w:lvl w:ilvl="6">
-      <w:start w:val="7"/>
-      <w:numFmt w:val="decimal"/>
-      <w:lvlText w:val="%7."/>
-      <w:lvlJc w:val="left"/>
-      <w:pPr>
-        <w:ind w:left="5040" w:hanging="480"/>
-      </w:pPr>
-    </w:lvl>
-    <w:lvl w:ilvl="7">
-      <w:start w:val="7"/>
-      <w:numFmt w:val="decimal"/>
-      <w:lvlText w:val="%8."/>
-      <w:lvlJc w:val="left"/>
-      <w:pPr>
-        <w:ind w:left="5760" w:hanging="480"/>
-      </w:pPr>
-    </w:lvl>
-    <w:lvl w:ilvl="8">
-      <w:start w:val="7"/>
-      <w:numFmt w:val="decimal"/>
-      <w:lvlText w:val="%9."/>
-      <w:lvlJc w:val="left"/>
-      <w:pPr>
-        <w:ind w:left="6480" w:hanging="480"/>
-      </w:pPr>
-    </w:lvl>
-  </w:abstractNum>
-  <w:abstractNum w:abstractNumId="99418">
-    <w:nsid w:val="00A99418"/>
-    <w:multiLevelType w:val="multilevel"/>
-    <w:lvl w:ilvl="0">
-      <w:start w:val="8"/>
-      <w:numFmt w:val="decimal"/>
-      <w:lvlText w:val="%1."/>
-      <w:lvlJc w:val="left"/>
-      <w:pPr>
-        <w:ind w:left="720" w:hanging="480"/>
-      </w:pPr>
-    </w:lvl>
-    <w:lvl w:ilvl="1">
-      <w:start w:val="8"/>
-      <w:numFmt w:val="decimal"/>
-      <w:lvlText w:val="%2."/>
-      <w:lvlJc w:val="left"/>
-      <w:pPr>
-        <w:ind w:left="1440" w:hanging="480"/>
-      </w:pPr>
-    </w:lvl>
-    <w:lvl w:ilvl="2">
-      <w:start w:val="8"/>
-      <w:numFmt w:val="decimal"/>
-      <w:lvlText w:val="%3."/>
-      <w:lvlJc w:val="left"/>
-      <w:pPr>
-        <w:ind w:left="2160" w:hanging="480"/>
-      </w:pPr>
-    </w:lvl>
-    <w:lvl w:ilvl="3">
-      <w:start w:val="8"/>
-      <w:numFmt w:val="decimal"/>
-      <w:lvlText w:val="%4."/>
-      <w:lvlJc w:val="left"/>
-      <w:pPr>
-        <w:ind w:left="2880" w:hanging="480"/>
-      </w:pPr>
-    </w:lvl>
-    <w:lvl w:ilvl="4">
-      <w:start w:val="8"/>
-      <w:numFmt w:val="decimal"/>
-      <w:lvlText w:val="%5."/>
-      <w:lvlJc w:val="left"/>
-      <w:pPr>
-        <w:ind w:left="3600" w:hanging="480"/>
-      </w:pPr>
-    </w:lvl>
-    <w:lvl w:ilvl="5">
-      <w:start w:val="8"/>
-      <w:numFmt w:val="decimal"/>
-      <w:lvlText w:val="%6."/>
-      <w:lvlJc w:val="left"/>
-      <w:pPr>
-        <w:ind w:left="4320" w:hanging="480"/>
-      </w:pPr>
-    </w:lvl>
-    <w:lvl w:ilvl="6">
-      <w:start w:val="8"/>
-      <w:numFmt w:val="decimal"/>
-      <w:lvlText w:val="%7."/>
-      <w:lvlJc w:val="left"/>
-      <w:pPr>
-        <w:ind w:left="5040" w:hanging="480"/>
-      </w:pPr>
-    </w:lvl>
-    <w:lvl w:ilvl="7">
-      <w:start w:val="8"/>
-      <w:numFmt w:val="decimal"/>
-      <w:lvlText w:val="%8."/>
-      <w:lvlJc w:val="left"/>
-      <w:pPr>
-        <w:ind w:left="5760" w:hanging="480"/>
-      </w:pPr>
-    </w:lvl>
-    <w:lvl w:ilvl="8">
-      <w:start w:val="8"/>
-      <w:numFmt w:val="decimal"/>
-      <w:lvlText w:val="%9."/>
-      <w:lvlJc w:val="left"/>
-      <w:pPr>
-        <w:ind w:left="6480" w:hanging="480"/>
-      </w:pPr>
-    </w:lvl>
-  </w:abstractNum>
-  <w:abstractNum w:abstractNumId="99419">
-    <w:nsid w:val="00A99419"/>
-    <w:multiLevelType w:val="multilevel"/>
-    <w:lvl w:ilvl="0">
-      <w:start w:val="9"/>
-      <w:numFmt w:val="decimal"/>
-      <w:lvlText w:val="%1."/>
-      <w:lvlJc w:val="left"/>
-      <w:pPr>
-        <w:ind w:left="720" w:hanging="480"/>
-      </w:pPr>
-    </w:lvl>
-    <w:lvl w:ilvl="1">
-      <w:start w:val="9"/>
-      <w:numFmt w:val="decimal"/>
-      <w:lvlText w:val="%2."/>
-      <w:lvlJc w:val="left"/>
-      <w:pPr>
-        <w:ind w:left="1440" w:hanging="480"/>
-      </w:pPr>
-    </w:lvl>
-    <w:lvl w:ilvl="2">
-      <w:start w:val="9"/>
-      <w:numFmt w:val="decimal"/>
-      <w:lvlText w:val="%3."/>
-      <w:lvlJc w:val="left"/>
-      <w:pPr>
-        <w:ind w:left="2160" w:hanging="480"/>
-      </w:pPr>
-    </w:lvl>
-    <w:lvl w:ilvl="3">
-      <w:start w:val="9"/>
-      <w:numFmt w:val="decimal"/>
-      <w:lvlText w:val="%4."/>
-      <w:lvlJc w:val="left"/>
-      <w:pPr>
-        <w:ind w:left="2880" w:hanging="480"/>
-      </w:pPr>
-    </w:lvl>
-    <w:lvl w:ilvl="4">
-      <w:start w:val="9"/>
-      <w:numFmt w:val="decimal"/>
-      <w:lvlText w:val="%5."/>
-      <w:lvlJc w:val="left"/>
-      <w:pPr>
-        <w:ind w:left="3600" w:hanging="480"/>
-      </w:pPr>
-    </w:lvl>
-    <w:lvl w:ilvl="5">
-      <w:start w:val="9"/>
-      <w:numFmt w:val="decimal"/>
-      <w:lvlText w:val="%6."/>
-      <w:lvlJc w:val="left"/>
-      <w:pPr>
-        <w:ind w:left="4320" w:hanging="480"/>
-      </w:pPr>
-    </w:lvl>
-    <w:lvl w:ilvl="6">
-      <w:start w:val="9"/>
-      <w:numFmt w:val="decimal"/>
-      <w:lvlText w:val="%7."/>
-      <w:lvlJc w:val="left"/>
-      <w:pPr>
-        <w:ind w:left="5040" w:hanging="480"/>
-      </w:pPr>
-    </w:lvl>
-    <w:lvl w:ilvl="7">
-      <w:start w:val="9"/>
-      <w:numFmt w:val="decimal"/>
-      <w:lvlText w:val="%8."/>
-      <w:lvlJc w:val="left"/>
-      <w:pPr>
-        <w:ind w:left="5760" w:hanging="480"/>
-      </w:pPr>
-    </w:lvl>
-    <w:lvl w:ilvl="8">
-      <w:start w:val="9"/>
-      <w:numFmt w:val="decimal"/>
-      <w:lvlText w:val="%9."/>
-      <w:lvlJc w:val="left"/>
-      <w:pPr>
-        <w:ind w:left="6480" w:hanging="480"/>
-      </w:pPr>
-    </w:lvl>
-  </w:abstractNum>
-  <w:abstractNum w:abstractNumId="994110">
-    <w:nsid w:val="0A994110"/>
-    <w:multiLevelType w:val="multilevel"/>
-    <w:lvl w:ilvl="0">
-      <w:start w:val="10"/>
-      <w:numFmt w:val="decimal"/>
-      <w:lvlText w:val="%1."/>
-      <w:lvlJc w:val="left"/>
-      <w:pPr>
-        <w:ind w:left="720" w:hanging="480"/>
-      </w:pPr>
-    </w:lvl>
-    <w:lvl w:ilvl="1">
-      <w:start w:val="10"/>
-      <w:numFmt w:val="decimal"/>
-      <w:lvlText w:val="%2."/>
-      <w:lvlJc w:val="left"/>
-      <w:pPr>
-        <w:ind w:left="1440" w:hanging="480"/>
-      </w:pPr>
-    </w:lvl>
-    <w:lvl w:ilvl="2">
-      <w:start w:val="10"/>
-      <w:numFmt w:val="decimal"/>
-      <w:lvlText w:val="%3."/>
-      <w:lvlJc w:val="left"/>
-      <w:pPr>
-        <w:ind w:left="2160" w:hanging="480"/>
-      </w:pPr>
-    </w:lvl>
-    <w:lvl w:ilvl="3">
-      <w:start w:val="10"/>
-      <w:numFmt w:val="decimal"/>
-      <w:lvlText w:val="%4."/>
-      <w:lvlJc w:val="left"/>
-      <w:pPr>
-        <w:ind w:left="2880" w:hanging="480"/>
-      </w:pPr>
-    </w:lvl>
-    <w:lvl w:ilvl="4">
-      <w:start w:val="10"/>
-      <w:numFmt w:val="decimal"/>
-      <w:lvlText w:val="%5."/>
-      <w:lvlJc w:val="left"/>
-      <w:pPr>
-        <w:ind w:left="3600" w:hanging="480"/>
-      </w:pPr>
-    </w:lvl>
-    <w:lvl w:ilvl="5">
-      <w:start w:val="10"/>
-      <w:numFmt w:val="decimal"/>
-      <w:lvlText w:val="%6."/>
-      <w:lvlJc w:val="left"/>
-      <w:pPr>
-        <w:ind w:left="4320" w:hanging="480"/>
-      </w:pPr>
-    </w:lvl>
-    <w:lvl w:ilvl="6">
-      <w:start w:val="10"/>
-      <w:numFmt w:val="decimal"/>
-      <w:lvlText w:val="%7."/>
-      <w:lvlJc w:val="left"/>
-      <w:pPr>
-        <w:ind w:left="5040" w:hanging="480"/>
-      </w:pPr>
-    </w:lvl>
-    <w:lvl w:ilvl="7">
-      <w:start w:val="10"/>
-      <w:numFmt w:val="decimal"/>
-      <w:lvlText w:val="%8."/>
-      <w:lvlJc w:val="left"/>
-      <w:pPr>
-        <w:ind w:left="5760" w:hanging="480"/>
-      </w:pPr>
-    </w:lvl>
-    <w:lvl w:ilvl="8">
-      <w:start w:val="10"/>
-      <w:numFmt w:val="decimal"/>
-      <w:lvlText w:val="%9."/>
-      <w:lvlJc w:val="left"/>
-      <w:pPr>
-        <w:ind w:left="6480" w:hanging="480"/>
-      </w:pPr>
-    </w:lvl>
-  </w:abstractNum>
-  <w:abstractNum w:abstractNumId="994111">
-    <w:nsid w:val="0A994111"/>
-    <w:multiLevelType w:val="multilevel"/>
-    <w:lvl w:ilvl="0">
-      <w:start w:val="11"/>
-      <w:numFmt w:val="decimal"/>
-      <w:lvlText w:val="%1."/>
-      <w:lvlJc w:val="left"/>
-      <w:pPr>
-        <w:ind w:left="720" w:hanging="480"/>
-      </w:pPr>
-    </w:lvl>
-    <w:lvl w:ilvl="1">
-      <w:start w:val="11"/>
-      <w:numFmt w:val="decimal"/>
-      <w:lvlText w:val="%2."/>
-      <w:lvlJc w:val="left"/>
-      <w:pPr>
-        <w:ind w:left="1440" w:hanging="480"/>
-      </w:pPr>
-    </w:lvl>
-    <w:lvl w:ilvl="2">
-      <w:start w:val="11"/>
-      <w:numFmt w:val="decimal"/>
-      <w:lvlText w:val="%3."/>
-      <w:lvlJc w:val="left"/>
-      <w:pPr>
-        <w:ind w:left="2160" w:hanging="480"/>
-      </w:pPr>
-    </w:lvl>
-    <w:lvl w:ilvl="3">
-      <w:start w:val="11"/>
-      <w:numFmt w:val="decimal"/>
-      <w:lvlText w:val="%4."/>
-      <w:lvlJc w:val="left"/>
-      <w:pPr>
-        <w:ind w:left="2880" w:hanging="480"/>
-      </w:pPr>
-    </w:lvl>
-    <w:lvl w:ilvl="4">
-      <w:start w:val="11"/>
-      <w:numFmt w:val="decimal"/>
-      <w:lvlText w:val="%5."/>
-      <w:lvlJc w:val="left"/>
-      <w:pPr>
-        <w:ind w:left="3600" w:hanging="480"/>
-      </w:pPr>
-    </w:lvl>
-    <w:lvl w:ilvl="5">
-      <w:start w:val="11"/>
-      <w:numFmt w:val="decimal"/>
-      <w:lvlText w:val="%6."/>
-      <w:lvlJc w:val="left"/>
-      <w:pPr>
-        <w:ind w:left="4320" w:hanging="480"/>
-      </w:pPr>
-    </w:lvl>
-    <w:lvl w:ilvl="6">
-      <w:start w:val="11"/>
-      <w:numFmt w:val="decimal"/>
-      <w:lvlText w:val="%7."/>
-      <w:lvlJc w:val="left"/>
-      <w:pPr>
-        <w:ind w:left="5040" w:hanging="480"/>
-      </w:pPr>
-    </w:lvl>
-    <w:lvl w:ilvl="7">
-      <w:start w:val="11"/>
-      <w:numFmt w:val="decimal"/>
-      <w:lvlText w:val="%8."/>
-      <w:lvlJc w:val="left"/>
-      <w:pPr>
-        <w:ind w:left="5760" w:hanging="480"/>
-      </w:pPr>
-    </w:lvl>
-    <w:lvl w:ilvl="8">
-      <w:start w:val="11"/>
-      <w:numFmt w:val="decimal"/>
-      <w:lvlText w:val="%9."/>
-      <w:lvlJc w:val="left"/>
-      <w:pPr>
-        <w:ind w:left="6480" w:hanging="480"/>
-      </w:pPr>
-    </w:lvl>
-  </w:abstractNum>
   <w:num w:numId="1000">
     <w:abstractNumId w:val="990"/>
   </w:num>
@@ -2067,6 +1213,36 @@
     </w:lvlOverride>
   </w:num>
   <w:num w:numId="1002">
+    <w:abstractNumId w:val="99411"/>
+    <w:lvlOverride w:ilvl="0">
+      <w:startOverride w:val="1"/>
+    </w:lvlOverride>
+    <w:lvlOverride w:ilvl="1">
+      <w:startOverride w:val="1"/>
+    </w:lvlOverride>
+    <w:lvlOverride w:ilvl="2">
+      <w:startOverride w:val="1"/>
+    </w:lvlOverride>
+    <w:lvlOverride w:ilvl="3">
+      <w:startOverride w:val="1"/>
+    </w:lvlOverride>
+    <w:lvlOverride w:ilvl="4">
+      <w:startOverride w:val="1"/>
+    </w:lvlOverride>
+    <w:lvlOverride w:ilvl="5">
+      <w:startOverride w:val="1"/>
+    </w:lvlOverride>
+    <w:lvlOverride w:ilvl="6">
+      <w:startOverride w:val="1"/>
+    </w:lvlOverride>
+    <w:lvlOverride w:ilvl="7">
+      <w:startOverride w:val="1"/>
+    </w:lvlOverride>
+    <w:lvlOverride w:ilvl="8">
+      <w:startOverride w:val="1"/>
+    </w:lvlOverride>
+  </w:num>
+  <w:num w:numId="1003">
     <w:abstractNumId w:val="99412"/>
     <w:lvlOverride w:ilvl="0">
       <w:startOverride w:val="2"/>
@@ -2096,7 +1272,7 @@
       <w:startOverride w:val="2"/>
     </w:lvlOverride>
   </w:num>
-  <w:num w:numId="1003">
+  <w:num w:numId="1004">
     <w:abstractNumId w:val="99413"/>
     <w:lvlOverride w:ilvl="0">
       <w:startOverride w:val="3"/>
@@ -2126,7 +1302,7 @@
       <w:startOverride w:val="3"/>
     </w:lvlOverride>
   </w:num>
-  <w:num w:numId="1004">
+  <w:num w:numId="1005">
     <w:abstractNumId w:val="99414"/>
     <w:lvlOverride w:ilvl="0">
       <w:startOverride w:val="4"/>
@@ -2154,216 +1330,6 @@
     </w:lvlOverride>
     <w:lvlOverride w:ilvl="8">
       <w:startOverride w:val="4"/>
-    </w:lvlOverride>
-  </w:num>
-  <w:num w:numId="1005">
-    <w:abstractNumId w:val="99415"/>
-    <w:lvlOverride w:ilvl="0">
-      <w:startOverride w:val="5"/>
-    </w:lvlOverride>
-    <w:lvlOverride w:ilvl="1">
-      <w:startOverride w:val="5"/>
-    </w:lvlOverride>
-    <w:lvlOverride w:ilvl="2">
-      <w:startOverride w:val="5"/>
-    </w:lvlOverride>
-    <w:lvlOverride w:ilvl="3">
-      <w:startOverride w:val="5"/>
-    </w:lvlOverride>
-    <w:lvlOverride w:ilvl="4">
-      <w:startOverride w:val="5"/>
-    </w:lvlOverride>
-    <w:lvlOverride w:ilvl="5">
-      <w:startOverride w:val="5"/>
-    </w:lvlOverride>
-    <w:lvlOverride w:ilvl="6">
-      <w:startOverride w:val="5"/>
-    </w:lvlOverride>
-    <w:lvlOverride w:ilvl="7">
-      <w:startOverride w:val="5"/>
-    </w:lvlOverride>
-    <w:lvlOverride w:ilvl="8">
-      <w:startOverride w:val="5"/>
-    </w:lvlOverride>
-  </w:num>
-  <w:num w:numId="1006">
-    <w:abstractNumId w:val="99416"/>
-    <w:lvlOverride w:ilvl="0">
-      <w:startOverride w:val="6"/>
-    </w:lvlOverride>
-    <w:lvlOverride w:ilvl="1">
-      <w:startOverride w:val="6"/>
-    </w:lvlOverride>
-    <w:lvlOverride w:ilvl="2">
-      <w:startOverride w:val="6"/>
-    </w:lvlOverride>
-    <w:lvlOverride w:ilvl="3">
-      <w:startOverride w:val="6"/>
-    </w:lvlOverride>
-    <w:lvlOverride w:ilvl="4">
-      <w:startOverride w:val="6"/>
-    </w:lvlOverride>
-    <w:lvlOverride w:ilvl="5">
-      <w:startOverride w:val="6"/>
-    </w:lvlOverride>
-    <w:lvlOverride w:ilvl="6">
-      <w:startOverride w:val="6"/>
-    </w:lvlOverride>
-    <w:lvlOverride w:ilvl="7">
-      <w:startOverride w:val="6"/>
-    </w:lvlOverride>
-    <w:lvlOverride w:ilvl="8">
-      <w:startOverride w:val="6"/>
-    </w:lvlOverride>
-  </w:num>
-  <w:num w:numId="1007">
-    <w:abstractNumId w:val="99417"/>
-    <w:lvlOverride w:ilvl="0">
-      <w:startOverride w:val="7"/>
-    </w:lvlOverride>
-    <w:lvlOverride w:ilvl="1">
-      <w:startOverride w:val="7"/>
-    </w:lvlOverride>
-    <w:lvlOverride w:ilvl="2">
-      <w:startOverride w:val="7"/>
-    </w:lvlOverride>
-    <w:lvlOverride w:ilvl="3">
-      <w:startOverride w:val="7"/>
-    </w:lvlOverride>
-    <w:lvlOverride w:ilvl="4">
-      <w:startOverride w:val="7"/>
-    </w:lvlOverride>
-    <w:lvlOverride w:ilvl="5">
-      <w:startOverride w:val="7"/>
-    </w:lvlOverride>
-    <w:lvlOverride w:ilvl="6">
-      <w:startOverride w:val="7"/>
-    </w:lvlOverride>
-    <w:lvlOverride w:ilvl="7">
-      <w:startOverride w:val="7"/>
-    </w:lvlOverride>
-    <w:lvlOverride w:ilvl="8">
-      <w:startOverride w:val="7"/>
-    </w:lvlOverride>
-  </w:num>
-  <w:num w:numId="1008">
-    <w:abstractNumId w:val="99418"/>
-    <w:lvlOverride w:ilvl="0">
-      <w:startOverride w:val="8"/>
-    </w:lvlOverride>
-    <w:lvlOverride w:ilvl="1">
-      <w:startOverride w:val="8"/>
-    </w:lvlOverride>
-    <w:lvlOverride w:ilvl="2">
-      <w:startOverride w:val="8"/>
-    </w:lvlOverride>
-    <w:lvlOverride w:ilvl="3">
-      <w:startOverride w:val="8"/>
-    </w:lvlOverride>
-    <w:lvlOverride w:ilvl="4">
-      <w:startOverride w:val="8"/>
-    </w:lvlOverride>
-    <w:lvlOverride w:ilvl="5">
-      <w:startOverride w:val="8"/>
-    </w:lvlOverride>
-    <w:lvlOverride w:ilvl="6">
-      <w:startOverride w:val="8"/>
-    </w:lvlOverride>
-    <w:lvlOverride w:ilvl="7">
-      <w:startOverride w:val="8"/>
-    </w:lvlOverride>
-    <w:lvlOverride w:ilvl="8">
-      <w:startOverride w:val="8"/>
-    </w:lvlOverride>
-  </w:num>
-  <w:num w:numId="1009">
-    <w:abstractNumId w:val="99419"/>
-    <w:lvlOverride w:ilvl="0">
-      <w:startOverride w:val="9"/>
-    </w:lvlOverride>
-    <w:lvlOverride w:ilvl="1">
-      <w:startOverride w:val="9"/>
-    </w:lvlOverride>
-    <w:lvlOverride w:ilvl="2">
-      <w:startOverride w:val="9"/>
-    </w:lvlOverride>
-    <w:lvlOverride w:ilvl="3">
-      <w:startOverride w:val="9"/>
-    </w:lvlOverride>
-    <w:lvlOverride w:ilvl="4">
-      <w:startOverride w:val="9"/>
-    </w:lvlOverride>
-    <w:lvlOverride w:ilvl="5">
-      <w:startOverride w:val="9"/>
-    </w:lvlOverride>
-    <w:lvlOverride w:ilvl="6">
-      <w:startOverride w:val="9"/>
-    </w:lvlOverride>
-    <w:lvlOverride w:ilvl="7">
-      <w:startOverride w:val="9"/>
-    </w:lvlOverride>
-    <w:lvlOverride w:ilvl="8">
-      <w:startOverride w:val="9"/>
-    </w:lvlOverride>
-  </w:num>
-  <w:num w:numId="1010">
-    <w:abstractNumId w:val="994110"/>
-    <w:lvlOverride w:ilvl="0">
-      <w:startOverride w:val="10"/>
-    </w:lvlOverride>
-    <w:lvlOverride w:ilvl="1">
-      <w:startOverride w:val="10"/>
-    </w:lvlOverride>
-    <w:lvlOverride w:ilvl="2">
-      <w:startOverride w:val="10"/>
-    </w:lvlOverride>
-    <w:lvlOverride w:ilvl="3">
-      <w:startOverride w:val="10"/>
-    </w:lvlOverride>
-    <w:lvlOverride w:ilvl="4">
-      <w:startOverride w:val="10"/>
-    </w:lvlOverride>
-    <w:lvlOverride w:ilvl="5">
-      <w:startOverride w:val="10"/>
-    </w:lvlOverride>
-    <w:lvlOverride w:ilvl="6">
-      <w:startOverride w:val="10"/>
-    </w:lvlOverride>
-    <w:lvlOverride w:ilvl="7">
-      <w:startOverride w:val="10"/>
-    </w:lvlOverride>
-    <w:lvlOverride w:ilvl="8">
-      <w:startOverride w:val="10"/>
-    </w:lvlOverride>
-  </w:num>
-  <w:num w:numId="1011">
-    <w:abstractNumId w:val="994111"/>
-    <w:lvlOverride w:ilvl="0">
-      <w:startOverride w:val="11"/>
-    </w:lvlOverride>
-    <w:lvlOverride w:ilvl="1">
-      <w:startOverride w:val="11"/>
-    </w:lvlOverride>
-    <w:lvlOverride w:ilvl="2">
-      <w:startOverride w:val="11"/>
-    </w:lvlOverride>
-    <w:lvlOverride w:ilvl="3">
-      <w:startOverride w:val="11"/>
-    </w:lvlOverride>
-    <w:lvlOverride w:ilvl="4">
-      <w:startOverride w:val="11"/>
-    </w:lvlOverride>
-    <w:lvlOverride w:ilvl="5">
-      <w:startOverride w:val="11"/>
-    </w:lvlOverride>
-    <w:lvlOverride w:ilvl="6">
-      <w:startOverride w:val="11"/>
-    </w:lvlOverride>
-    <w:lvlOverride w:ilvl="7">
-      <w:startOverride w:val="11"/>
-    </w:lvlOverride>
-    <w:lvlOverride w:ilvl="8">
-      <w:startOverride w:val="11"/>
     </w:lvlOverride>
   </w:num>
 </w:numbering>

--- a/labs/lab05/report/report.docx
+++ b/labs/lab05/report/report.docx
@@ -111,17 +111,29 @@
         <w:pStyle w:val="FirstParagraph"/>
       </w:pPr>
       <w:r>
-        <w:t xml:space="preserve">Получить навыки управления системными службами операционной системы посред-</w:t>
-      </w:r>
-      <w:r>
-        <w:t xml:space="preserve"> </w:t>
-      </w:r>
-      <w:r>
-        <w:t xml:space="preserve">ством systemd.</w:t>
+        <w:t xml:space="preserve">Изучение механизмов изменения идентификаторов, применения</w:t>
+      </w:r>
+      <w:r>
+        <w:t xml:space="preserve"> </w:t>
+      </w:r>
+      <w:r>
+        <w:t xml:space="preserve">SetUID- и Sticky-битов. Получение практических навыков работы в консоли с дополнительными атрибутами. Рассмотрение работы механизма</w:t>
+      </w:r>
+      <w:r>
+        <w:t xml:space="preserve"> </w:t>
+      </w:r>
+      <w:r>
+        <w:t xml:space="preserve">смены идентификатора процессов пользователей, а также влияние бита</w:t>
+      </w:r>
+      <w:r>
+        <w:t xml:space="preserve"> </w:t>
+      </w:r>
+      <w:r>
+        <w:t xml:space="preserve">Sticky на запись и удаление файлов.</w:t>
       </w:r>
     </w:p>
     <w:bookmarkEnd w:id="20"/>
-    <w:bookmarkStart w:id="21" w:name="задание"/>
+    <w:bookmarkStart w:id="33" w:name="выполнение-лабораторной-работы"/>
     <w:p>
       <w:pPr>
         <w:pStyle w:val="Heading1"/>
@@ -136,7 +148,7 @@
         <w:tab/>
       </w:r>
       <w:r>
-        <w:t xml:space="preserve">Задание</w:t>
+        <w:t xml:space="preserve">Выполнение лабораторной работы</w:t>
       </w:r>
     </w:p>
     <w:p>
@@ -148,13 +160,7 @@
         </w:numPr>
       </w:pPr>
       <w:r>
-        <w:t xml:space="preserve">Выполните основные операции по запуску (останову), определению статуса, добавле-</w:t>
-      </w:r>
-      <w:r>
-        <w:t xml:space="preserve"> </w:t>
-      </w:r>
-      <w:r>
-        <w:t xml:space="preserve">нию (удалению) в автозапуск и пр. службы Very Secure FTP.</w:t>
+        <w:t xml:space="preserve">Войдите в систему от имени пользователя guest.</w:t>
       </w:r>
     </w:p>
     <w:p>
@@ -166,13 +172,7 @@
         </w:numPr>
       </w:pPr>
       <w:r>
-        <w:t xml:space="preserve">Продемонстрируйте навыки по разрешению конфликтов юнитов для служб</w:t>
-      </w:r>
-      <w:r>
-        <w:t xml:space="preserve"> </w:t>
-      </w:r>
-      <w:r>
-        <w:t xml:space="preserve">firewalld и iptables.</w:t>
+        <w:t xml:space="preserve">Создайте программу simpleid.c.</w:t>
       </w:r>
     </w:p>
     <w:p>
@@ -184,62 +184,25 @@
         </w:numPr>
       </w:pPr>
       <w:r>
-        <w:t xml:space="preserve">Продемонстрируйте навыки работы с изолированными целями.</w:t>
-      </w:r>
-    </w:p>
-    <w:bookmarkEnd w:id="21"/>
-    <w:bookmarkStart w:id="37" w:name="выполнение-лабораторной-работы"/>
-    <w:p>
-      <w:pPr>
-        <w:pStyle w:val="Heading1"/>
-      </w:pPr>
-      <w:r>
-        <w:rPr>
-          <w:rStyle w:val="SectionNumber"/>
-        </w:rPr>
-        <w:t xml:space="preserve">3</w:t>
-      </w:r>
-      <w:r>
-        <w:tab/>
-      </w:r>
-      <w:r>
-        <w:t xml:space="preserve">Выполнение лабораторной работы</w:t>
-      </w:r>
-    </w:p>
-    <w:p>
-      <w:pPr>
-        <w:pStyle w:val="Compact"/>
-        <w:numPr>
-          <w:ilvl w:val="0"/>
-          <w:numId w:val="1002"/>
-        </w:numPr>
-      </w:pPr>
-      <w:r>
-        <w:t xml:space="preserve">Управление сервисами</w:t>
-      </w:r>
-      <w:r>
-        <w:t xml:space="preserve"> </w:t>
-      </w:r>
-      <w:r>
-        <w:t xml:space="preserve">Получите полномочия администратора. Проверьте статус службы Very Secure FTP.</w:t>
-      </w:r>
-      <w:r>
-        <w:t xml:space="preserve"> </w:t>
-      </w:r>
-      <w:r>
-        <w:t xml:space="preserve">Вывод команды должен показать, что сервис в настоящее время отключён, так как</w:t>
-      </w:r>
-      <w:r>
-        <w:t xml:space="preserve"> </w:t>
-      </w:r>
-      <w:r>
-        <w:t xml:space="preserve">служба Very Secure FTP не установлена.</w:t>
-      </w:r>
-      <w:r>
-        <w:t xml:space="preserve"> </w:t>
-      </w:r>
-      <w:r>
-        <w:t xml:space="preserve">Установите службу Very Secure FTP: (рис. 1)</w:t>
+        <w:t xml:space="preserve">Скомплилируйте программу и убедитесь, что файл программы создан:</w:t>
+      </w:r>
+      <w:r>
+        <w:t xml:space="preserve"> </w:t>
+      </w:r>
+      <w:r>
+        <w:t xml:space="preserve">gcc simpleid.c -o simpleid</w:t>
+      </w:r>
+    </w:p>
+    <w:p>
+      <w:pPr>
+        <w:pStyle w:val="Compact"/>
+        <w:numPr>
+          <w:ilvl w:val="0"/>
+          <w:numId w:val="1001"/>
+        </w:numPr>
+      </w:pPr>
+      <w:r>
+        <w:t xml:space="preserve">Выполните программу simpleid.(рис. 1)</w:t>
       </w:r>
     </w:p>
     <w:p>
@@ -249,20 +212,20 @@
       <w:r>
         <w:drawing>
           <wp:inline>
-            <wp:extent cx="3733800" cy="1338162"/>
+            <wp:extent cx="3733800" cy="1502913"/>
             <wp:effectExtent b="0" l="0" r="0" t="0"/>
-            <wp:docPr descr="Устанавливаем" title="" id="23" name="Picture"/>
+            <wp:docPr descr="ВЫполняем программу" title="" id="22" name="Picture"/>
             <a:graphic>
               <a:graphicData uri="http://schemas.openxmlformats.org/drawingml/2006/picture">
                 <pic:pic>
                   <pic:nvPicPr>
-                    <pic:cNvPr descr="image/1.png" id="24" name="Picture"/>
+                    <pic:cNvPr descr="image/1.png" id="23" name="Picture"/>
                     <pic:cNvPicPr>
                       <a:picLocks noChangeArrowheads="1" noChangeAspect="1"/>
                     </pic:cNvPicPr>
                   </pic:nvPicPr>
                   <pic:blipFill>
-                    <a:blip r:embed="rId22"/>
+                    <a:blip r:embed="rId21"/>
                     <a:stretch>
                       <a:fillRect/>
                     </a:stretch>
@@ -270,7 +233,7 @@
                   <pic:spPr bwMode="auto">
                     <a:xfrm>
                       <a:off x="0" y="0"/>
-                      <a:ext cx="3733800" cy="1338162"/>
+                      <a:ext cx="3733800" cy="1502913"/>
                     </a:xfrm>
                     <a:prstGeom prst="rect">
                       <a:avLst/>
@@ -294,57 +257,151 @@
         <w:pStyle w:val="ImageCaption"/>
       </w:pPr>
       <w:r>
-        <w:t xml:space="preserve">Рис. 1: Устанавливаем</w:t>
-      </w:r>
-    </w:p>
-    <w:p>
-      <w:pPr>
-        <w:pStyle w:val="BodyText"/>
-      </w:pPr>
-      <w:r>
-        <w:t xml:space="preserve">Запустите службу Very Secure FTP. Проверьте статус службы Very Secure FTP.</w:t>
-      </w:r>
-      <w:r>
-        <w:t xml:space="preserve"> </w:t>
-      </w:r>
-      <w:r>
-        <w:t xml:space="preserve">Вывод команды должен показать, что служба в настоящее время работает, но не будет</w:t>
-      </w:r>
-      <w:r>
-        <w:t xml:space="preserve"> </w:t>
-      </w:r>
-      <w:r>
-        <w:t xml:space="preserve">активирована при перезапуске операционной системы.</w:t>
-      </w:r>
-      <w:r>
-        <w:t xml:space="preserve"> </w:t>
-      </w:r>
-      <w:r>
-        <w:t xml:space="preserve">Добавьте службу Very Secure FTP в автозапуск при загрузке операционной системы, ис-</w:t>
-      </w:r>
-      <w:r>
-        <w:t xml:space="preserve"> </w:t>
-      </w:r>
-      <w:r>
-        <w:t xml:space="preserve">пользуя команду systemctl enable. Затем проверьте статус службы. Удалите службу</w:t>
-      </w:r>
-      <w:r>
-        <w:t xml:space="preserve"> </w:t>
-      </w:r>
-      <w:r>
-        <w:t xml:space="preserve">из автозапуска, используя команду systemctl disable, и снова проверьте её статус.</w:t>
-      </w:r>
-      <w:r>
-        <w:t xml:space="preserve"> </w:t>
-      </w:r>
-      <w:r>
-        <w:t xml:space="preserve">Выведите на экран символические ссылки, ответственные за запуск различных серви-</w:t>
-      </w:r>
-      <w:r>
-        <w:t xml:space="preserve"> </w:t>
-      </w:r>
-      <w:r>
-        <w:t xml:space="preserve">сов (рис. 2)</w:t>
+        <w:t xml:space="preserve">Рис. 1: ВЫполняем программу</w:t>
+      </w:r>
+    </w:p>
+    <w:p>
+      <w:pPr>
+        <w:pStyle w:val="Compact"/>
+        <w:numPr>
+          <w:ilvl w:val="0"/>
+          <w:numId w:val="1002"/>
+        </w:numPr>
+      </w:pPr>
+      <w:r>
+        <w:t xml:space="preserve">Выполните системную программу id:</w:t>
+      </w:r>
+      <w:r>
+        <w:t xml:space="preserve"> </w:t>
+      </w:r>
+      <w:r>
+        <w:t xml:space="preserve">id</w:t>
+      </w:r>
+      <w:r>
+        <w:t xml:space="preserve"> </w:t>
+      </w:r>
+      <w:r>
+        <w:t xml:space="preserve">и сравните полученный вами результат с данными предыдущего пункта</w:t>
+      </w:r>
+      <w:r>
+        <w:t xml:space="preserve"> </w:t>
+      </w:r>
+      <w:r>
+        <w:t xml:space="preserve">задания.</w:t>
+      </w:r>
+    </w:p>
+    <w:p>
+      <w:pPr>
+        <w:pStyle w:val="Compact"/>
+        <w:numPr>
+          <w:ilvl w:val="0"/>
+          <w:numId w:val="1002"/>
+        </w:numPr>
+      </w:pPr>
+      <w:r>
+        <w:t xml:space="preserve">Усложните программу, добавив вывод действительных идентификато-</w:t>
+      </w:r>
+      <w:r>
+        <w:t xml:space="preserve"> </w:t>
+      </w:r>
+      <w:r>
+        <w:t xml:space="preserve">ров.</w:t>
+      </w:r>
+      <w:r>
+        <w:t xml:space="preserve"> </w:t>
+      </w:r>
+      <w:r>
+        <w:t xml:space="preserve">Получившуюся программу назовите simpleid2.c.</w:t>
+      </w:r>
+    </w:p>
+    <w:p>
+      <w:pPr>
+        <w:pStyle w:val="Compact"/>
+        <w:numPr>
+          <w:ilvl w:val="0"/>
+          <w:numId w:val="1002"/>
+        </w:numPr>
+      </w:pPr>
+      <w:r>
+        <w:t xml:space="preserve">Скомпилируйте и запустите simpleid2.c:</w:t>
+      </w:r>
+      <w:r>
+        <w:t xml:space="preserve"> </w:t>
+      </w:r>
+      <w:r>
+        <w:t xml:space="preserve">gcc simpleid2.c -o simpleid2</w:t>
+      </w:r>
+      <w:r>
+        <w:t xml:space="preserve"> </w:t>
+      </w:r>
+      <w:r>
+        <w:t xml:space="preserve">./simpleid2</w:t>
+      </w:r>
+    </w:p>
+    <w:p>
+      <w:pPr>
+        <w:pStyle w:val="Compact"/>
+        <w:numPr>
+          <w:ilvl w:val="0"/>
+          <w:numId w:val="1002"/>
+        </w:numPr>
+      </w:pPr>
+      <w:r>
+        <w:t xml:space="preserve">От имени суперпользователя выполните команды:</w:t>
+      </w:r>
+      <w:r>
+        <w:t xml:space="preserve"> </w:t>
+      </w:r>
+      <w:r>
+        <w:t xml:space="preserve">Информационная безопасность компьютерных сетей 37</w:t>
+      </w:r>
+      <w:r>
+        <w:t xml:space="preserve"> </w:t>
+      </w:r>
+      <w:r>
+        <w:t xml:space="preserve">chown root:guest /home/guest/simpleid2</w:t>
+      </w:r>
+      <w:r>
+        <w:t xml:space="preserve"> </w:t>
+      </w:r>
+      <w:r>
+        <w:t xml:space="preserve">chmod u+s /home/guest/simpleid2</w:t>
+      </w:r>
+    </w:p>
+    <w:p>
+      <w:pPr>
+        <w:pStyle w:val="Compact"/>
+        <w:numPr>
+          <w:ilvl w:val="0"/>
+          <w:numId w:val="1002"/>
+        </w:numPr>
+      </w:pPr>
+      <w:r>
+        <w:t xml:space="preserve">Используйте sudo или повысьте временно свои права с помощью su.</w:t>
+      </w:r>
+      <w:r>
+        <w:t xml:space="preserve"> </w:t>
+      </w:r>
+      <w:r>
+        <w:t xml:space="preserve">Поясните, что делают эти команды.</w:t>
+      </w:r>
+    </w:p>
+    <w:p>
+      <w:pPr>
+        <w:pStyle w:val="Compact"/>
+        <w:numPr>
+          <w:ilvl w:val="0"/>
+          <w:numId w:val="1002"/>
+        </w:numPr>
+      </w:pPr>
+      <w:r>
+        <w:t xml:space="preserve">Выполните проверку правильности установки новых атрибутов и смены</w:t>
+      </w:r>
+      <w:r>
+        <w:t xml:space="preserve"> </w:t>
+      </w:r>
+      <w:r>
+        <w:t xml:space="preserve">владельца файла simpleid2. (рис. 2)</w:t>
       </w:r>
     </w:p>
     <w:p>
@@ -354,20 +411,20 @@
       <w:r>
         <w:drawing>
           <wp:inline>
-            <wp:extent cx="3733800" cy="2192968"/>
+            <wp:extent cx="3733800" cy="885580"/>
             <wp:effectExtent b="0" l="0" r="0" t="0"/>
-            <wp:docPr descr="Выводим ссылки" title="" id="26" name="Picture"/>
+            <wp:docPr descr="Выполняем проверку" title="" id="25" name="Picture"/>
             <a:graphic>
               <a:graphicData uri="http://schemas.openxmlformats.org/drawingml/2006/picture">
                 <pic:pic>
                   <pic:nvPicPr>
-                    <pic:cNvPr descr="image/2.png" id="27" name="Picture"/>
+                    <pic:cNvPr descr="image/2.png" id="26" name="Picture"/>
                     <pic:cNvPicPr>
                       <a:picLocks noChangeArrowheads="1" noChangeAspect="1"/>
                     </pic:cNvPicPr>
                   </pic:nvPicPr>
                   <pic:blipFill>
-                    <a:blip r:embed="rId25"/>
+                    <a:blip r:embed="rId24"/>
                     <a:stretch>
                       <a:fillRect/>
                     </a:stretch>
@@ -375,7 +432,7 @@
                   <pic:spPr bwMode="auto">
                     <a:xfrm>
                       <a:off x="0" y="0"/>
-                      <a:ext cx="3733800" cy="2192968"/>
+                      <a:ext cx="3733800" cy="885580"/>
                     </a:xfrm>
                     <a:prstGeom prst="rect">
                       <a:avLst/>
@@ -399,7 +456,7 @@
         <w:pStyle w:val="ImageCaption"/>
       </w:pPr>
       <w:r>
-        <w:t xml:space="preserve">Рис. 2: Выводим ссылки</w:t>
+        <w:t xml:space="preserve">Рис. 2: Выполняем проверку</w:t>
       </w:r>
     </w:p>
     <w:p>
@@ -411,49 +468,249 @@
         </w:numPr>
       </w:pPr>
       <w:r>
-        <w:t xml:space="preserve">Конфликты юнитов</w:t>
-      </w:r>
-      <w:r>
-        <w:t xml:space="preserve"> </w:t>
-      </w:r>
-      <w:r>
-        <w:t xml:space="preserve">Получите полномочия администратора. Установите iptables. Проверьте статус firewalld и iptables.</w:t>
-      </w:r>
-      <w:r>
-        <w:t xml:space="preserve"> </w:t>
-      </w:r>
-      <w:r>
-        <w:t xml:space="preserve">Попробуйте запустить firewalld и iptables.</w:t>
-      </w:r>
-      <w:r>
-        <w:t xml:space="preserve"> </w:t>
-      </w:r>
-      <w:r>
-        <w:t xml:space="preserve">Выгрузите службу iptables (на всякий случай, чтобы убедиться, что данная служба</w:t>
-      </w:r>
-      <w:r>
-        <w:t xml:space="preserve"> </w:t>
-      </w:r>
-      <w:r>
-        <w:t xml:space="preserve">не загружена в систему).</w:t>
-      </w:r>
-      <w:r>
-        <w:t xml:space="preserve"> </w:t>
-      </w:r>
-      <w:r>
-        <w:t xml:space="preserve">Заблокируйте запуск iptables.</w:t>
-      </w:r>
-      <w:r>
-        <w:t xml:space="preserve"> </w:t>
-      </w:r>
-      <w:r>
-        <w:t xml:space="preserve">Попробуйте запустить iptables:</w:t>
-      </w:r>
-      <w:r>
-        <w:t xml:space="preserve"> </w:t>
-      </w:r>
-      <w:r>
-        <w:t xml:space="preserve">Попробуйте добавить iptables в автозапуск: (рис. 3)</w:t>
+        <w:t xml:space="preserve">Запустите simpleid2 и id:</w:t>
+      </w:r>
+      <w:r>
+        <w:t xml:space="preserve"> </w:t>
+      </w:r>
+      <w:r>
+        <w:t xml:space="preserve">./simpleid2</w:t>
+      </w:r>
+      <w:r>
+        <w:t xml:space="preserve"> </w:t>
+      </w:r>
+      <w:r>
+        <w:t xml:space="preserve">id</w:t>
+      </w:r>
+      <w:r>
+        <w:t xml:space="preserve"> </w:t>
+      </w:r>
+      <w:r>
+        <w:t xml:space="preserve">Сравните результаты.</w:t>
+      </w:r>
+    </w:p>
+    <w:p>
+      <w:pPr>
+        <w:pStyle w:val="Compact"/>
+        <w:numPr>
+          <w:ilvl w:val="0"/>
+          <w:numId w:val="1003"/>
+        </w:numPr>
+      </w:pPr>
+      <w:r>
+        <w:t xml:space="preserve">Проделайте тоже самое относительно SetGID-бита.</w:t>
+      </w:r>
+    </w:p>
+    <w:p>
+      <w:pPr>
+        <w:pStyle w:val="Compact"/>
+        <w:numPr>
+          <w:ilvl w:val="0"/>
+          <w:numId w:val="1003"/>
+        </w:numPr>
+      </w:pPr>
+      <w:r>
+        <w:t xml:space="preserve">Создайте программу readfile.c.</w:t>
+      </w:r>
+    </w:p>
+    <w:p>
+      <w:pPr>
+        <w:pStyle w:val="Compact"/>
+        <w:numPr>
+          <w:ilvl w:val="0"/>
+          <w:numId w:val="1003"/>
+        </w:numPr>
+      </w:pPr>
+      <w:r>
+        <w:t xml:space="preserve">Откомпилируйте её.</w:t>
+      </w:r>
+      <w:r>
+        <w:t xml:space="preserve"> </w:t>
+      </w:r>
+      <w:r>
+        <w:t xml:space="preserve">gcc readfile.c -o readfile</w:t>
+      </w:r>
+    </w:p>
+    <w:p>
+      <w:pPr>
+        <w:pStyle w:val="Compact"/>
+        <w:numPr>
+          <w:ilvl w:val="0"/>
+          <w:numId w:val="1003"/>
+        </w:numPr>
+      </w:pPr>
+      <w:r>
+        <w:t xml:space="preserve">Смените владельца у файла readfile.c (или любого другого текстового</w:t>
+      </w:r>
+      <w:r>
+        <w:t xml:space="preserve"> </w:t>
+      </w:r>
+      <w:r>
+        <w:t xml:space="preserve">файла в системе) и измените права так, чтобы только суперпользователь</w:t>
+      </w:r>
+      <w:r>
+        <w:t xml:space="preserve"> </w:t>
+      </w:r>
+      <w:r>
+        <w:t xml:space="preserve">(root) мог прочитать его, a guest не мог.</w:t>
+      </w:r>
+    </w:p>
+    <w:p>
+      <w:pPr>
+        <w:pStyle w:val="Compact"/>
+        <w:numPr>
+          <w:ilvl w:val="0"/>
+          <w:numId w:val="1003"/>
+        </w:numPr>
+      </w:pPr>
+      <w:r>
+        <w:t xml:space="preserve">Проверьте, что пользователь guest не может прочитать файл readfile.c.</w:t>
+      </w:r>
+    </w:p>
+    <w:p>
+      <w:pPr>
+        <w:pStyle w:val="Compact"/>
+        <w:numPr>
+          <w:ilvl w:val="0"/>
+          <w:numId w:val="1003"/>
+        </w:numPr>
+      </w:pPr>
+      <w:r>
+        <w:t xml:space="preserve">Смените у программы readfile владельца и установите SetU’D-бит.</w:t>
+      </w:r>
+    </w:p>
+    <w:p>
+      <w:pPr>
+        <w:pStyle w:val="Compact"/>
+        <w:numPr>
+          <w:ilvl w:val="0"/>
+          <w:numId w:val="1003"/>
+        </w:numPr>
+      </w:pPr>
+      <w:r>
+        <w:t xml:space="preserve">Проверьте, может ли программа readfile прочитать файл readfile.c?</w:t>
+      </w:r>
+    </w:p>
+    <w:p>
+      <w:pPr>
+        <w:pStyle w:val="Compact"/>
+        <w:numPr>
+          <w:ilvl w:val="0"/>
+          <w:numId w:val="1003"/>
+        </w:numPr>
+      </w:pPr>
+      <w:r>
+        <w:t xml:space="preserve">Проверьте, может ли программа readfile прочитать файл /etc/shadow?</w:t>
+      </w:r>
+    </w:p>
+    <w:p>
+      <w:pPr>
+        <w:pStyle w:val="FirstParagraph"/>
+      </w:pPr>
+      <w:r>
+        <w:t xml:space="preserve">Исследование Sticky-бита</w:t>
+      </w:r>
+    </w:p>
+    <w:p>
+      <w:pPr>
+        <w:pStyle w:val="Compact"/>
+        <w:numPr>
+          <w:ilvl w:val="0"/>
+          <w:numId w:val="1004"/>
+        </w:numPr>
+      </w:pPr>
+      <w:r>
+        <w:t xml:space="preserve">Выясните, установлен ли атрибут Sticky на директории /tmp, для чего</w:t>
+      </w:r>
+      <w:r>
+        <w:t xml:space="preserve"> </w:t>
+      </w:r>
+      <w:r>
+        <w:t xml:space="preserve">выполните команду</w:t>
+      </w:r>
+      <w:r>
+        <w:t xml:space="preserve"> </w:t>
+      </w:r>
+      <w:r>
+        <w:t xml:space="preserve">ls -l / | grep tmp</w:t>
+      </w:r>
+    </w:p>
+    <w:p>
+      <w:pPr>
+        <w:pStyle w:val="Compact"/>
+        <w:numPr>
+          <w:ilvl w:val="0"/>
+          <w:numId w:val="1004"/>
+        </w:numPr>
+      </w:pPr>
+      <w:r>
+        <w:t xml:space="preserve">От имени пользователя guest создайте файл file01.txt в директории /tmp</w:t>
+      </w:r>
+      <w:r>
+        <w:t xml:space="preserve"> </w:t>
+      </w:r>
+      <w:r>
+        <w:t xml:space="preserve">со словом test:</w:t>
+      </w:r>
+      <w:r>
+        <w:t xml:space="preserve"> </w:t>
+      </w:r>
+      <w:r>
+        <w:t xml:space="preserve">echo</w:t>
+      </w:r>
+      <w:r>
+        <w:t xml:space="preserve"> </w:t>
+      </w:r>
+      <w:r>
+        <w:t xml:space="preserve">“</w:t>
+      </w:r>
+      <w:r>
+        <w:t xml:space="preserve">test</w:t>
+      </w:r>
+      <w:r>
+        <w:t xml:space="preserve">”</w:t>
+      </w:r>
+      <w:r>
+        <w:t xml:space="preserve"> </w:t>
+      </w:r>
+      <w:r>
+        <w:t xml:space="preserve">&gt; /tmp/file01.txt</w:t>
+      </w:r>
+    </w:p>
+    <w:p>
+      <w:pPr>
+        <w:pStyle w:val="Compact"/>
+        <w:numPr>
+          <w:ilvl w:val="0"/>
+          <w:numId w:val="1004"/>
+        </w:numPr>
+      </w:pPr>
+      <w:r>
+        <w:t xml:space="preserve">Просмотрите атрибуты у только что созданного файла и разрешите чте-</w:t>
+      </w:r>
+      <w:r>
+        <w:t xml:space="preserve"> </w:t>
+      </w:r>
+      <w:r>
+        <w:t xml:space="preserve">ние и запись для категории пользователей «все остальные»:</w:t>
+      </w:r>
+      <w:r>
+        <w:t xml:space="preserve"> </w:t>
+      </w:r>
+      <w:r>
+        <w:t xml:space="preserve">ls -l /tmp/file01.txt</w:t>
+      </w:r>
+      <w:r>
+        <w:t xml:space="preserve"> </w:t>
+      </w:r>
+      <w:r>
+        <w:t xml:space="preserve">chmod o+rw /tmp/file01.txt</w:t>
+      </w:r>
+      <w:r>
+        <w:t xml:space="preserve"> </w:t>
+      </w:r>
+      <w:r>
+        <w:t xml:space="preserve">ls -l /tmp/file01.txt. (рис. 3)</w:t>
       </w:r>
     </w:p>
     <w:p>
@@ -463,20 +720,20 @@
       <w:r>
         <w:drawing>
           <wp:inline>
-            <wp:extent cx="3733800" cy="2309567"/>
+            <wp:extent cx="3733800" cy="2127673"/>
             <wp:effectExtent b="0" l="0" r="0" t="0"/>
-            <wp:docPr descr="Добавляем в автозапуск" title="" id="29" name="Picture"/>
+            <wp:docPr descr="Смотрим атрибуты" title="" id="28" name="Picture"/>
             <a:graphic>
               <a:graphicData uri="http://schemas.openxmlformats.org/drawingml/2006/picture">
                 <pic:pic>
                   <pic:nvPicPr>
-                    <pic:cNvPr descr="image/3.png" id="30" name="Picture"/>
+                    <pic:cNvPr descr="image/3.png" id="29" name="Picture"/>
                     <pic:cNvPicPr>
                       <a:picLocks noChangeArrowheads="1" noChangeAspect="1"/>
                     </pic:cNvPicPr>
                   </pic:nvPicPr>
                   <pic:blipFill>
-                    <a:blip r:embed="rId28"/>
+                    <a:blip r:embed="rId27"/>
                     <a:stretch>
                       <a:fillRect/>
                     </a:stretch>
@@ -484,7 +741,7 @@
                   <pic:spPr bwMode="auto">
                     <a:xfrm>
                       <a:off x="0" y="0"/>
-                      <a:ext cx="3733800" cy="2309567"/>
+                      <a:ext cx="3733800" cy="2127673"/>
                     </a:xfrm>
                     <a:prstGeom prst="rect">
                       <a:avLst/>
@@ -508,31 +765,349 @@
         <w:pStyle w:val="ImageCaption"/>
       </w:pPr>
       <w:r>
-        <w:t xml:space="preserve">Рис. 3: Добавляем в автозапуск</w:t>
-      </w:r>
-    </w:p>
-    <w:p>
-      <w:pPr>
-        <w:pStyle w:val="Compact"/>
-        <w:numPr>
-          <w:ilvl w:val="0"/>
-          <w:numId w:val="1004"/>
-        </w:numPr>
-      </w:pPr>
-      <w:r>
-        <w:t xml:space="preserve">Изолируемые цели</w:t>
-      </w:r>
-      <w:r>
-        <w:t xml:space="preserve"> </w:t>
-      </w:r>
-      <w:r>
-        <w:t xml:space="preserve">Получите полномочия администратора. Перейдите в каталог systemd и найдите спи-</w:t>
-      </w:r>
-      <w:r>
-        <w:t xml:space="preserve"> </w:t>
-      </w:r>
-      <w:r>
-        <w:t xml:space="preserve">сок всех целей, которые можно изолировать (рис. 4)</w:t>
+        <w:t xml:space="preserve">Рис. 3: Смотрим атрибуты</w:t>
+      </w:r>
+    </w:p>
+    <w:p>
+      <w:pPr>
+        <w:pStyle w:val="Compact"/>
+        <w:numPr>
+          <w:ilvl w:val="0"/>
+          <w:numId w:val="1005"/>
+        </w:numPr>
+      </w:pPr>
+      <w:r>
+        <w:t xml:space="preserve">От пользователя guest2 (не являющегося владельцем) попробуйте про-</w:t>
+      </w:r>
+      <w:r>
+        <w:t xml:space="preserve"> </w:t>
+      </w:r>
+      <w:r>
+        <w:t xml:space="preserve">читать файл /tmp/file01.txt:</w:t>
+      </w:r>
+      <w:r>
+        <w:t xml:space="preserve"> </w:t>
+      </w:r>
+      <w:r>
+        <w:t xml:space="preserve">cat /tmp/file01.txt</w:t>
+      </w:r>
+    </w:p>
+    <w:p>
+      <w:pPr>
+        <w:pStyle w:val="Compact"/>
+        <w:numPr>
+          <w:ilvl w:val="0"/>
+          <w:numId w:val="1005"/>
+        </w:numPr>
+      </w:pPr>
+      <w:r>
+        <w:t xml:space="preserve">От пользователя guest2 попробуйте дозаписать в файл</w:t>
+      </w:r>
+      <w:r>
+        <w:t xml:space="preserve"> </w:t>
+      </w:r>
+      <w:r>
+        <w:t xml:space="preserve">/tmp/file01.txt слово test2 командой</w:t>
+      </w:r>
+      <w:r>
+        <w:t xml:space="preserve"> </w:t>
+      </w:r>
+      <w:r>
+        <w:t xml:space="preserve">echo</w:t>
+      </w:r>
+      <w:r>
+        <w:t xml:space="preserve"> </w:t>
+      </w:r>
+      <w:r>
+        <w:t xml:space="preserve">“</w:t>
+      </w:r>
+      <w:r>
+        <w:t xml:space="preserve">test2</w:t>
+      </w:r>
+      <w:r>
+        <w:t xml:space="preserve">”</w:t>
+      </w:r>
+      <w:r>
+        <w:t xml:space="preserve"> </w:t>
+      </w:r>
+      <w:r>
+        <w:t xml:space="preserve">&gt; /tmp/file01.txt</w:t>
+      </w:r>
+      <w:r>
+        <w:t xml:space="preserve"> </w:t>
+      </w:r>
+      <w:r>
+        <w:t xml:space="preserve">Удалось ли вам выполнить операцию?</w:t>
+      </w:r>
+    </w:p>
+    <w:p>
+      <w:pPr>
+        <w:pStyle w:val="Compact"/>
+        <w:numPr>
+          <w:ilvl w:val="0"/>
+          <w:numId w:val="1005"/>
+        </w:numPr>
+      </w:pPr>
+      <w:r>
+        <w:t xml:space="preserve">Проверьте содержимое файла командой</w:t>
+      </w:r>
+      <w:r>
+        <w:t xml:space="preserve"> </w:t>
+      </w:r>
+      <w:r>
+        <w:t xml:space="preserve">cat /tmp/file01.txt</w:t>
+      </w:r>
+    </w:p>
+    <w:p>
+      <w:pPr>
+        <w:pStyle w:val="Compact"/>
+        <w:numPr>
+          <w:ilvl w:val="0"/>
+          <w:numId w:val="1005"/>
+        </w:numPr>
+      </w:pPr>
+      <w:r>
+        <w:t xml:space="preserve">От пользователя guest2 попробуйте записать в файл /tmp/file01.txt</w:t>
+      </w:r>
+      <w:r>
+        <w:t xml:space="preserve"> </w:t>
+      </w:r>
+      <w:r>
+        <w:t xml:space="preserve">слово test3, стерев при этом всю имеющуюся в файле информацию ко-</w:t>
+      </w:r>
+      <w:r>
+        <w:t xml:space="preserve"> </w:t>
+      </w:r>
+      <w:r>
+        <w:t xml:space="preserve">мандой</w:t>
+      </w:r>
+      <w:r>
+        <w:t xml:space="preserve"> </w:t>
+      </w:r>
+      <w:r>
+        <w:t xml:space="preserve">echo</w:t>
+      </w:r>
+      <w:r>
+        <w:t xml:space="preserve"> </w:t>
+      </w:r>
+      <w:r>
+        <w:t xml:space="preserve">“</w:t>
+      </w:r>
+      <w:r>
+        <w:t xml:space="preserve">test3</w:t>
+      </w:r>
+      <w:r>
+        <w:t xml:space="preserve">”</w:t>
+      </w:r>
+      <w:r>
+        <w:t xml:space="preserve"> </w:t>
+      </w:r>
+      <w:r>
+        <w:t xml:space="preserve">&gt; /tmp/file01.txt</w:t>
+      </w:r>
+      <w:r>
+        <w:t xml:space="preserve"> </w:t>
+      </w:r>
+      <w:r>
+        <w:t xml:space="preserve">Удалось ли вам выполнить операцию?</w:t>
+      </w:r>
+    </w:p>
+    <w:p>
+      <w:pPr>
+        <w:pStyle w:val="Compact"/>
+        <w:numPr>
+          <w:ilvl w:val="0"/>
+          <w:numId w:val="1005"/>
+        </w:numPr>
+      </w:pPr>
+      <w:r>
+        <w:t xml:space="preserve">Проверьте содержимое файла командой</w:t>
+      </w:r>
+      <w:r>
+        <w:t xml:space="preserve"> </w:t>
+      </w:r>
+      <w:r>
+        <w:t xml:space="preserve">cat /tmp/file01.txt</w:t>
+      </w:r>
+    </w:p>
+    <w:p>
+      <w:pPr>
+        <w:pStyle w:val="Compact"/>
+        <w:numPr>
+          <w:ilvl w:val="0"/>
+          <w:numId w:val="1005"/>
+        </w:numPr>
+      </w:pPr>
+      <w:r>
+        <w:t xml:space="preserve">От пользователя guest2 попробуйте удалить файл /tmp/file01.txt ко-</w:t>
+      </w:r>
+      <w:r>
+        <w:t xml:space="preserve"> </w:t>
+      </w:r>
+      <w:r>
+        <w:t xml:space="preserve">мандой</w:t>
+      </w:r>
+      <w:r>
+        <w:t xml:space="preserve"> </w:t>
+      </w:r>
+      <w:r>
+        <w:t xml:space="preserve">rm /tmp/fileOl.txt</w:t>
+      </w:r>
+      <w:r>
+        <w:t xml:space="preserve"> </w:t>
+      </w:r>
+      <w:r>
+        <w:t xml:space="preserve">Удалось ли вам удалить файл?</w:t>
+      </w:r>
+    </w:p>
+    <w:p>
+      <w:pPr>
+        <w:pStyle w:val="Compact"/>
+        <w:numPr>
+          <w:ilvl w:val="0"/>
+          <w:numId w:val="1005"/>
+        </w:numPr>
+      </w:pPr>
+      <w:r>
+        <w:t xml:space="preserve">Повысьте свои права до суперпользователя следующей командой</w:t>
+      </w:r>
+      <w:r>
+        <w:t xml:space="preserve"> </w:t>
+      </w:r>
+      <w:r>
+        <w:t xml:space="preserve">su -</w:t>
+      </w:r>
+      <w:r>
+        <w:t xml:space="preserve"> </w:t>
+      </w:r>
+      <w:r>
+        <w:t xml:space="preserve">и выполните после этого команду, снимающую атрибут t (Sticky-бит) с</w:t>
+      </w:r>
+      <w:r>
+        <w:t xml:space="preserve"> </w:t>
+      </w:r>
+      <w:r>
+        <w:t xml:space="preserve">директории /tmp:</w:t>
+      </w:r>
+      <w:r>
+        <w:t xml:space="preserve"> </w:t>
+      </w:r>
+      <w:r>
+        <w:t xml:space="preserve">chmod -t /tmp</w:t>
+      </w:r>
+    </w:p>
+    <w:p>
+      <w:pPr>
+        <w:pStyle w:val="Compact"/>
+        <w:numPr>
+          <w:ilvl w:val="0"/>
+          <w:numId w:val="1005"/>
+        </w:numPr>
+      </w:pPr>
+      <w:r>
+        <w:t xml:space="preserve">Покиньте режим суперпользователя командой</w:t>
+      </w:r>
+      <w:r>
+        <w:t xml:space="preserve"> </w:t>
+      </w:r>
+      <w:r>
+        <w:t xml:space="preserve">exit</w:t>
+      </w:r>
+    </w:p>
+    <w:p>
+      <w:pPr>
+        <w:pStyle w:val="Compact"/>
+        <w:numPr>
+          <w:ilvl w:val="0"/>
+          <w:numId w:val="1005"/>
+        </w:numPr>
+      </w:pPr>
+      <w:r>
+        <w:t xml:space="preserve">От пользователя guest2 проверьте, что атрибута t у директории /tmp</w:t>
+      </w:r>
+      <w:r>
+        <w:t xml:space="preserve"> </w:t>
+      </w:r>
+      <w:r>
+        <w:t xml:space="preserve">нет:</w:t>
+      </w:r>
+      <w:r>
+        <w:t xml:space="preserve"> </w:t>
+      </w:r>
+      <w:r>
+        <w:t xml:space="preserve">ls -l / | grep tmp</w:t>
+      </w:r>
+    </w:p>
+    <w:p>
+      <w:pPr>
+        <w:pStyle w:val="Compact"/>
+        <w:numPr>
+          <w:ilvl w:val="0"/>
+          <w:numId w:val="1005"/>
+        </w:numPr>
+      </w:pPr>
+      <w:r>
+        <w:t xml:space="preserve">Повторите предыдущие шаги. Какие наблюдаются изменения?</w:t>
+      </w:r>
+    </w:p>
+    <w:p>
+      <w:pPr>
+        <w:pStyle w:val="Compact"/>
+        <w:numPr>
+          <w:ilvl w:val="0"/>
+          <w:numId w:val="1005"/>
+        </w:numPr>
+      </w:pPr>
+      <w:r>
+        <w:t xml:space="preserve">Удалось ли вам удалить файл от имени пользователя, не являющегося</w:t>
+      </w:r>
+      <w:r>
+        <w:t xml:space="preserve"> </w:t>
+      </w:r>
+      <w:r>
+        <w:t xml:space="preserve">его владельцем? Ваши наблюдения занесите в отчёт.</w:t>
+      </w:r>
+      <w:r>
+        <w:t xml:space="preserve"> </w:t>
+      </w:r>
+      <w:r>
+        <w:t xml:space="preserve">Информационная безопасность компьютерных сетей 39</w:t>
+      </w:r>
+    </w:p>
+    <w:p>
+      <w:pPr>
+        <w:pStyle w:val="Compact"/>
+        <w:numPr>
+          <w:ilvl w:val="0"/>
+          <w:numId w:val="1005"/>
+        </w:numPr>
+      </w:pPr>
+      <w:r>
+        <w:t xml:space="preserve">Повысьте свои права до суперпользователя и верните атрибут t на ди-</w:t>
+      </w:r>
+      <w:r>
+        <w:t xml:space="preserve"> </w:t>
+      </w:r>
+      <w:r>
+        <w:t xml:space="preserve">ректорию /tmp:</w:t>
+      </w:r>
+      <w:r>
+        <w:t xml:space="preserve"> </w:t>
+      </w:r>
+      <w:r>
+        <w:t xml:space="preserve">su -</w:t>
+      </w:r>
+      <w:r>
+        <w:t xml:space="preserve"> </w:t>
+      </w:r>
+      <w:r>
+        <w:t xml:space="preserve">chmod +t /tmp</w:t>
+      </w:r>
+      <w:r>
+        <w:t xml:space="preserve"> </w:t>
+      </w:r>
+      <w:r>
+        <w:t xml:space="preserve">exit (рис. 4)</w:t>
       </w:r>
     </w:p>
     <w:p>
@@ -542,20 +1117,20 @@
       <w:r>
         <w:drawing>
           <wp:inline>
-            <wp:extent cx="3733800" cy="2190325"/>
+            <wp:extent cx="3733800" cy="2324818"/>
             <wp:effectExtent b="0" l="0" r="0" t="0"/>
-            <wp:docPr descr="Список целей" title="" id="32" name="Picture"/>
+            <wp:docPr descr="Возвращаем атрибут" title="" id="31" name="Picture"/>
             <a:graphic>
               <a:graphicData uri="http://schemas.openxmlformats.org/drawingml/2006/picture">
                 <pic:pic>
                   <pic:nvPicPr>
-                    <pic:cNvPr descr="image/4.png" id="33" name="Picture"/>
+                    <pic:cNvPr descr="image/4.png" id="32" name="Picture"/>
                     <pic:cNvPicPr>
                       <a:picLocks noChangeArrowheads="1" noChangeAspect="1"/>
                     </pic:cNvPicPr>
                   </pic:nvPicPr>
                   <pic:blipFill>
-                    <a:blip r:embed="rId31"/>
+                    <a:blip r:embed="rId30"/>
                     <a:stretch>
                       <a:fillRect/>
                     </a:stretch>
@@ -563,7 +1138,7 @@
                   <pic:spPr bwMode="auto">
                     <a:xfrm>
                       <a:off x="0" y="0"/>
-                      <a:ext cx="3733800" cy="2190325"/>
+                      <a:ext cx="3733800" cy="2324818"/>
                     </a:xfrm>
                     <a:prstGeom prst="rect">
                       <a:avLst/>
@@ -587,120 +1162,11 @@
         <w:pStyle w:val="ImageCaption"/>
       </w:pPr>
       <w:r>
-        <w:t xml:space="preserve">Рис. 4: Список целей</w:t>
-      </w:r>
-    </w:p>
-    <w:p>
-      <w:pPr>
-        <w:pStyle w:val="Compact"/>
-        <w:numPr>
-          <w:ilvl w:val="0"/>
-          <w:numId w:val="1005"/>
-        </w:numPr>
-      </w:pPr>
-      <w:r>
-        <w:t xml:space="preserve">Цель по умолчанию</w:t>
-      </w:r>
-      <w:r>
-        <w:t xml:space="preserve"> </w:t>
-      </w:r>
-      <w:r>
-        <w:t xml:space="preserve">Получите полномочия администратора. Выведите на экран цель, установленную по</w:t>
-      </w:r>
-      <w:r>
-        <w:t xml:space="preserve"> </w:t>
-      </w:r>
-      <w:r>
-        <w:t xml:space="preserve">умолчанию.</w:t>
-      </w:r>
-      <w:r>
-        <w:t xml:space="preserve"> </w:t>
-      </w:r>
-      <w:r>
-        <w:t xml:space="preserve">Перегрузите систему командой reboot. Убедитесь, что система загрузилась в тек-</w:t>
-      </w:r>
-      <w:r>
-        <w:t xml:space="preserve"> </w:t>
-      </w:r>
-      <w:r>
-        <w:t xml:space="preserve">стовом режиме. Получите полномочия администратора. Для запуска по умолчанию</w:t>
-      </w:r>
-      <w:r>
-        <w:t xml:space="preserve"> </w:t>
-      </w:r>
-      <w:r>
-        <w:t xml:space="preserve">графического режима.</w:t>
-      </w:r>
-      <w:r>
-        <w:t xml:space="preserve"> </w:t>
-      </w:r>
-      <w:r>
-        <w:t xml:space="preserve">Вновь перегрузите систему командой reboot. Убедитесь, что система загрузилась</w:t>
-      </w:r>
-      <w:r>
-        <w:t xml:space="preserve"> </w:t>
-      </w:r>
-      <w:r>
-        <w:t xml:space="preserve">в графическом режиме. (рис. 5)</w:t>
-      </w:r>
-    </w:p>
-    <w:p>
-      <w:pPr>
-        <w:pStyle w:val="CaptionedFigure"/>
-      </w:pPr>
-      <w:r>
-        <w:drawing>
-          <wp:inline>
-            <wp:extent cx="3733800" cy="1682750"/>
-            <wp:effectExtent b="0" l="0" r="0" t="0"/>
-            <wp:docPr descr="Выполняем команды" title="" id="35" name="Picture"/>
-            <a:graphic>
-              <a:graphicData uri="http://schemas.openxmlformats.org/drawingml/2006/picture">
-                <pic:pic>
-                  <pic:nvPicPr>
-                    <pic:cNvPr descr="image/5.png" id="36" name="Picture"/>
-                    <pic:cNvPicPr>
-                      <a:picLocks noChangeArrowheads="1" noChangeAspect="1"/>
-                    </pic:cNvPicPr>
-                  </pic:nvPicPr>
-                  <pic:blipFill>
-                    <a:blip r:embed="rId34"/>
-                    <a:stretch>
-                      <a:fillRect/>
-                    </a:stretch>
-                  </pic:blipFill>
-                  <pic:spPr bwMode="auto">
-                    <a:xfrm>
-                      <a:off x="0" y="0"/>
-                      <a:ext cx="3733800" cy="1682750"/>
-                    </a:xfrm>
-                    <a:prstGeom prst="rect">
-                      <a:avLst/>
-                    </a:prstGeom>
-                    <a:noFill/>
-                    <a:ln w="9525">
-                      <a:noFill/>
-                      <a:headEnd/>
-                      <a:tailEnd/>
-                    </a:ln>
-                  </pic:spPr>
-                </pic:pic>
-              </a:graphicData>
-            </a:graphic>
-          </wp:inline>
-        </w:drawing>
-      </w:r>
-    </w:p>
-    <w:p>
-      <w:pPr>
-        <w:pStyle w:val="ImageCaption"/>
-      </w:pPr>
-      <w:r>
-        <w:t xml:space="preserve">Рис. 5: Выполняем команды</w:t>
-      </w:r>
-    </w:p>
-    <w:bookmarkEnd w:id="37"/>
-    <w:bookmarkStart w:id="38" w:name="выводы"/>
+        <w:t xml:space="preserve">Рис. 4: Возвращаем атрибут</w:t>
+      </w:r>
+    </w:p>
+    <w:bookmarkEnd w:id="33"/>
+    <w:bookmarkStart w:id="34" w:name="выводы"/>
     <w:p>
       <w:pPr>
         <w:pStyle w:val="Heading1"/>
@@ -709,7 +1175,7 @@
         <w:rPr>
           <w:rStyle w:val="SectionNumber"/>
         </w:rPr>
-        <w:t xml:space="preserve">4</w:t>
+        <w:t xml:space="preserve">3</w:t>
       </w:r>
       <w:r>
         <w:tab/>
@@ -723,16 +1189,28 @@
         <w:pStyle w:val="FirstParagraph"/>
       </w:pPr>
       <w:r>
-        <w:t xml:space="preserve">Мы получили навыки управления системными службами операционной системы посред-</w:t>
-      </w:r>
-      <w:r>
-        <w:t xml:space="preserve"> </w:t>
-      </w:r>
-      <w:r>
-        <w:t xml:space="preserve">ством systemd.</w:t>
-      </w:r>
-    </w:p>
-    <w:bookmarkEnd w:id="38"/>
+        <w:t xml:space="preserve">Мы изучили механизмы изменения идентификаторов, применения</w:t>
+      </w:r>
+      <w:r>
+        <w:t xml:space="preserve"> </w:t>
+      </w:r>
+      <w:r>
+        <w:t xml:space="preserve">SetUID- и Sticky-битов. Получение практических навыков работы в консоли с дополнительными атрибутами. Рассмотрение работы механизма</w:t>
+      </w:r>
+      <w:r>
+        <w:t xml:space="preserve"> </w:t>
+      </w:r>
+      <w:r>
+        <w:t xml:space="preserve">смены идентификатора процессов пользователей, а также влияние бита</w:t>
+      </w:r>
+      <w:r>
+        <w:t xml:space="preserve"> </w:t>
+      </w:r>
+      <w:r>
+        <w:t xml:space="preserve">Sticky на запись и удаление файлов.</w:t>
+      </w:r>
+    </w:p>
+    <w:bookmarkEnd w:id="34"/>
     <w:sectPr/>
   </w:body>
 </w:document>
@@ -924,11 +1402,11 @@
       </w:pPr>
     </w:lvl>
   </w:abstractNum>
-  <w:abstractNum w:abstractNumId="99412">
-    <w:nsid w:val="00A99412"/>
+  <w:abstractNum w:abstractNumId="99415">
+    <w:nsid w:val="00A99415"/>
     <w:multiLevelType w:val="multilevel"/>
     <w:lvl w:ilvl="0">
-      <w:start w:val="2"/>
+      <w:start w:val="5"/>
       <w:numFmt w:val="decimal"/>
       <w:lvlText w:val="%1."/>
       <w:lvlJc w:val="left"/>
@@ -937,7 +1415,7 @@
       </w:pPr>
     </w:lvl>
     <w:lvl w:ilvl="1">
-      <w:start w:val="2"/>
+      <w:start w:val="5"/>
       <w:numFmt w:val="decimal"/>
       <w:lvlText w:val="%2."/>
       <w:lvlJc w:val="left"/>
@@ -946,7 +1424,7 @@
       </w:pPr>
     </w:lvl>
     <w:lvl w:ilvl="2">
-      <w:start w:val="2"/>
+      <w:start w:val="5"/>
       <w:numFmt w:val="decimal"/>
       <w:lvlText w:val="%3."/>
       <w:lvlJc w:val="left"/>
@@ -955,7 +1433,7 @@
       </w:pPr>
     </w:lvl>
     <w:lvl w:ilvl="3">
-      <w:start w:val="2"/>
+      <w:start w:val="5"/>
       <w:numFmt w:val="decimal"/>
       <w:lvlText w:val="%4."/>
       <w:lvlJc w:val="left"/>
@@ -964,7 +1442,7 @@
       </w:pPr>
     </w:lvl>
     <w:lvl w:ilvl="4">
-      <w:start w:val="2"/>
+      <w:start w:val="5"/>
       <w:numFmt w:val="decimal"/>
       <w:lvlText w:val="%5."/>
       <w:lvlJc w:val="left"/>
@@ -973,7 +1451,7 @@
       </w:pPr>
     </w:lvl>
     <w:lvl w:ilvl="5">
-      <w:start w:val="2"/>
+      <w:start w:val="5"/>
       <w:numFmt w:val="decimal"/>
       <w:lvlText w:val="%6."/>
       <w:lvlJc w:val="left"/>
@@ -982,7 +1460,7 @@
       </w:pPr>
     </w:lvl>
     <w:lvl w:ilvl="6">
-      <w:start w:val="2"/>
+      <w:start w:val="5"/>
       <w:numFmt w:val="decimal"/>
       <w:lvlText w:val="%7."/>
       <w:lvlJc w:val="left"/>
@@ -991,7 +1469,7 @@
       </w:pPr>
     </w:lvl>
     <w:lvl w:ilvl="7">
-      <w:start w:val="2"/>
+      <w:start w:val="5"/>
       <w:numFmt w:val="decimal"/>
       <w:lvlText w:val="%8."/>
       <w:lvlJc w:val="left"/>
@@ -1000,7 +1478,7 @@
       </w:pPr>
     </w:lvl>
     <w:lvl w:ilvl="8">
-      <w:start w:val="2"/>
+      <w:start w:val="5"/>
       <w:numFmt w:val="decimal"/>
       <w:lvlText w:val="%9."/>
       <w:lvlJc w:val="left"/>
@@ -1009,11 +1487,11 @@
       </w:pPr>
     </w:lvl>
   </w:abstractNum>
-  <w:abstractNum w:abstractNumId="99413">
-    <w:nsid w:val="00A99413"/>
+  <w:abstractNum w:abstractNumId="994111">
+    <w:nsid w:val="0A994111"/>
     <w:multiLevelType w:val="multilevel"/>
     <w:lvl w:ilvl="0">
-      <w:start w:val="3"/>
+      <w:start w:val="11"/>
       <w:numFmt w:val="decimal"/>
       <w:lvlText w:val="%1."/>
       <w:lvlJc w:val="left"/>
@@ -1022,7 +1500,7 @@
       </w:pPr>
     </w:lvl>
     <w:lvl w:ilvl="1">
-      <w:start w:val="3"/>
+      <w:start w:val="11"/>
       <w:numFmt w:val="decimal"/>
       <w:lvlText w:val="%2."/>
       <w:lvlJc w:val="left"/>
@@ -1031,7 +1509,7 @@
       </w:pPr>
     </w:lvl>
     <w:lvl w:ilvl="2">
-      <w:start w:val="3"/>
+      <w:start w:val="11"/>
       <w:numFmt w:val="decimal"/>
       <w:lvlText w:val="%3."/>
       <w:lvlJc w:val="left"/>
@@ -1040,7 +1518,7 @@
       </w:pPr>
     </w:lvl>
     <w:lvl w:ilvl="3">
-      <w:start w:val="3"/>
+      <w:start w:val="11"/>
       <w:numFmt w:val="decimal"/>
       <w:lvlText w:val="%4."/>
       <w:lvlJc w:val="left"/>
@@ -1049,7 +1527,7 @@
       </w:pPr>
     </w:lvl>
     <w:lvl w:ilvl="4">
-      <w:start w:val="3"/>
+      <w:start w:val="11"/>
       <w:numFmt w:val="decimal"/>
       <w:lvlText w:val="%5."/>
       <w:lvlJc w:val="left"/>
@@ -1058,7 +1536,7 @@
       </w:pPr>
     </w:lvl>
     <w:lvl w:ilvl="5">
-      <w:start w:val="3"/>
+      <w:start w:val="11"/>
       <w:numFmt w:val="decimal"/>
       <w:lvlText w:val="%6."/>
       <w:lvlJc w:val="left"/>
@@ -1067,7 +1545,7 @@
       </w:pPr>
     </w:lvl>
     <w:lvl w:ilvl="6">
-      <w:start w:val="3"/>
+      <w:start w:val="11"/>
       <w:numFmt w:val="decimal"/>
       <w:lvlText w:val="%7."/>
       <w:lvlJc w:val="left"/>
@@ -1076,7 +1554,7 @@
       </w:pPr>
     </w:lvl>
     <w:lvl w:ilvl="7">
-      <w:start w:val="3"/>
+      <w:start w:val="11"/>
       <w:numFmt w:val="decimal"/>
       <w:lvlText w:val="%8."/>
       <w:lvlJc w:val="left"/>
@@ -1085,7 +1563,7 @@
       </w:pPr>
     </w:lvl>
     <w:lvl w:ilvl="8">
-      <w:start w:val="3"/>
+      <w:start w:val="11"/>
       <w:numFmt w:val="decimal"/>
       <w:lvlText w:val="%9."/>
       <w:lvlJc w:val="left"/>
@@ -1213,6 +1691,66 @@
     </w:lvlOverride>
   </w:num>
   <w:num w:numId="1002">
+    <w:abstractNumId w:val="99415"/>
+    <w:lvlOverride w:ilvl="0">
+      <w:startOverride w:val="5"/>
+    </w:lvlOverride>
+    <w:lvlOverride w:ilvl="1">
+      <w:startOverride w:val="5"/>
+    </w:lvlOverride>
+    <w:lvlOverride w:ilvl="2">
+      <w:startOverride w:val="5"/>
+    </w:lvlOverride>
+    <w:lvlOverride w:ilvl="3">
+      <w:startOverride w:val="5"/>
+    </w:lvlOverride>
+    <w:lvlOverride w:ilvl="4">
+      <w:startOverride w:val="5"/>
+    </w:lvlOverride>
+    <w:lvlOverride w:ilvl="5">
+      <w:startOverride w:val="5"/>
+    </w:lvlOverride>
+    <w:lvlOverride w:ilvl="6">
+      <w:startOverride w:val="5"/>
+    </w:lvlOverride>
+    <w:lvlOverride w:ilvl="7">
+      <w:startOverride w:val="5"/>
+    </w:lvlOverride>
+    <w:lvlOverride w:ilvl="8">
+      <w:startOverride w:val="5"/>
+    </w:lvlOverride>
+  </w:num>
+  <w:num w:numId="1003">
+    <w:abstractNumId w:val="994111"/>
+    <w:lvlOverride w:ilvl="0">
+      <w:startOverride w:val="11"/>
+    </w:lvlOverride>
+    <w:lvlOverride w:ilvl="1">
+      <w:startOverride w:val="11"/>
+    </w:lvlOverride>
+    <w:lvlOverride w:ilvl="2">
+      <w:startOverride w:val="11"/>
+    </w:lvlOverride>
+    <w:lvlOverride w:ilvl="3">
+      <w:startOverride w:val="11"/>
+    </w:lvlOverride>
+    <w:lvlOverride w:ilvl="4">
+      <w:startOverride w:val="11"/>
+    </w:lvlOverride>
+    <w:lvlOverride w:ilvl="5">
+      <w:startOverride w:val="11"/>
+    </w:lvlOverride>
+    <w:lvlOverride w:ilvl="6">
+      <w:startOverride w:val="11"/>
+    </w:lvlOverride>
+    <w:lvlOverride w:ilvl="7">
+      <w:startOverride w:val="11"/>
+    </w:lvlOverride>
+    <w:lvlOverride w:ilvl="8">
+      <w:startOverride w:val="11"/>
+    </w:lvlOverride>
+  </w:num>
+  <w:num w:numId="1004">
     <w:abstractNumId w:val="99411"/>
     <w:lvlOverride w:ilvl="0">
       <w:startOverride w:val="1"/>
@@ -1240,66 +1778,6 @@
     </w:lvlOverride>
     <w:lvlOverride w:ilvl="8">
       <w:startOverride w:val="1"/>
-    </w:lvlOverride>
-  </w:num>
-  <w:num w:numId="1003">
-    <w:abstractNumId w:val="99412"/>
-    <w:lvlOverride w:ilvl="0">
-      <w:startOverride w:val="2"/>
-    </w:lvlOverride>
-    <w:lvlOverride w:ilvl="1">
-      <w:startOverride w:val="2"/>
-    </w:lvlOverride>
-    <w:lvlOverride w:ilvl="2">
-      <w:startOverride w:val="2"/>
-    </w:lvlOverride>
-    <w:lvlOverride w:ilvl="3">
-      <w:startOverride w:val="2"/>
-    </w:lvlOverride>
-    <w:lvlOverride w:ilvl="4">
-      <w:startOverride w:val="2"/>
-    </w:lvlOverride>
-    <w:lvlOverride w:ilvl="5">
-      <w:startOverride w:val="2"/>
-    </w:lvlOverride>
-    <w:lvlOverride w:ilvl="6">
-      <w:startOverride w:val="2"/>
-    </w:lvlOverride>
-    <w:lvlOverride w:ilvl="7">
-      <w:startOverride w:val="2"/>
-    </w:lvlOverride>
-    <w:lvlOverride w:ilvl="8">
-      <w:startOverride w:val="2"/>
-    </w:lvlOverride>
-  </w:num>
-  <w:num w:numId="1004">
-    <w:abstractNumId w:val="99413"/>
-    <w:lvlOverride w:ilvl="0">
-      <w:startOverride w:val="3"/>
-    </w:lvlOverride>
-    <w:lvlOverride w:ilvl="1">
-      <w:startOverride w:val="3"/>
-    </w:lvlOverride>
-    <w:lvlOverride w:ilvl="2">
-      <w:startOverride w:val="3"/>
-    </w:lvlOverride>
-    <w:lvlOverride w:ilvl="3">
-      <w:startOverride w:val="3"/>
-    </w:lvlOverride>
-    <w:lvlOverride w:ilvl="4">
-      <w:startOverride w:val="3"/>
-    </w:lvlOverride>
-    <w:lvlOverride w:ilvl="5">
-      <w:startOverride w:val="3"/>
-    </w:lvlOverride>
-    <w:lvlOverride w:ilvl="6">
-      <w:startOverride w:val="3"/>
-    </w:lvlOverride>
-    <w:lvlOverride w:ilvl="7">
-      <w:startOverride w:val="3"/>
-    </w:lvlOverride>
-    <w:lvlOverride w:ilvl="8">
-      <w:startOverride w:val="3"/>
     </w:lvlOverride>
   </w:num>
   <w:num w:numId="1005">
